--- a/Lab_5/Mirgaliev_5.docx
+++ b/Lab_5/Mirgaliev_5.docx
@@ -1551,7 +1551,6 @@
         </w:rPr>
         <w:t xml:space="preserve">Казань 202</w:t>
       </w:r>
-      <w:bookmarkStart w:id="0" w:name="_Toc115269603"/>
       <w:r>
         <w:rPr>
           <w:sz w:val="28"/>
@@ -1572,7 +1571,7 @@
     </w:p>
     <w:p>
       <w:pPr>
-        <w:pStyle w:val="838"/>
+        <w:pStyle w:val="839"/>
         <w:numPr>
           <w:ilvl w:val="0"/>
           <w:numId w:val="0"/>
@@ -1604,10 +1603,15 @@
           <w:color w:val="000000" w:themeColor="text1"/>
         </w:rPr>
       </w:r>
+      <w:r>
+        <w:rPr>
+          <w:color w:val="000000" w:themeColor="text1"/>
+        </w:rPr>
+      </w:r>
     </w:p>
     <w:p>
       <w:pPr>
-        <w:pStyle w:val="839"/>
+        <w:pStyle w:val="840"/>
         <w:numPr>
           <w:ilvl w:val="0"/>
           <w:numId w:val="0"/>
@@ -1626,15 +1630,10 @@
       </w:pPr>
       <w:r>
         <w:rPr>
-          <w:rStyle w:val="1044"/>
+          <w:rStyle w:val="1045"/>
           <w:rFonts w:ascii="Times New Roman" w:hAnsi="Times New Roman" w:cs="Times New Roman"/>
         </w:rPr>
         <w:t xml:space="preserve">Условие</w:t>
-      </w:r>
-      <w:r>
-        <w:rPr>
-          <w:rStyle w:val="1044"/>
-        </w:rPr>
       </w:r>
       <w:r>
         <w:rPr>
@@ -1646,11 +1645,21 @@
           <w:szCs w:val="28"/>
         </w:rPr>
       </w:r>
+      <w:r>
+        <w:rPr>
+          <w:rFonts w:ascii="Times New Roman" w:hAnsi="Times New Roman" w:cs="Times New Roman"/>
+          <w:b/>
+          <w:bCs/>
+          <w:color w:val="auto"/>
+          <w:sz w:val="28"/>
+          <w:szCs w:val="28"/>
+        </w:rPr>
+      </w:r>
     </w:p>
     <w:p>
       <w:pPr>
         <w:pBdr/>
-        <w:spacing/>
+        <w:spacing w:after="240"/>
         <w:ind/>
         <w:rPr>
           <w:rFonts w:ascii="Times New Roman" w:hAnsi="Times New Roman" w:cs="Times New Roman"/>
@@ -1665,7 +1674,7 @@
           <w:sz w:val="28"/>
           <w:szCs w:val="28"/>
         </w:rPr>
-        <w:t xml:space="preserve">Требуется получить решение системы линейных уравнения (4.1) при</w:t>
+        <w:t xml:space="preserve">Требуется получить решение системы линейных уравнений при</w:t>
       </w:r>
       <w:r>
         <w:rPr>
@@ -2495,7 +2504,7 @@
       </w:r>
       <w:r>
         <w:rPr>
-          <w:rStyle w:val="1044"/>
+          <w:rStyle w:val="1045"/>
           <w:rFonts w:ascii="Times New Roman" w:hAnsi="Times New Roman" w:cs="Times New Roman"/>
         </w:rPr>
         <w:t xml:space="preserve">Код программы</w:t>
@@ -2505,7 +2514,12 @@
           <w:color w:val="000000" w:themeColor="text1"/>
         </w:rPr>
       </w:r>
-      <w:r/>
+      <w:r>
+        <w:rPr>
+          <w:color w:val="000000" w:themeColor="text1"/>
+          <w:highlight w:val="none"/>
+        </w:rPr>
+      </w:r>
     </w:p>
     <w:p>
       <w:pPr>
@@ -6035,7 +6049,7 @@
         <w:spacing w:after="240" w:before="240"/>
         <w:ind w:right="0" w:firstLine="709" w:left="0"/>
         <w:rPr>
-          <w:rStyle w:val="1044"/>
+          <w:rStyle w:val="1045"/>
           <w:rFonts w:ascii="Times New Roman" w:hAnsi="Times New Roman" w:cs="Times New Roman"/>
           <w:highlight w:val="none"/>
         </w:rPr>
@@ -6048,19 +6062,25 @@
       </w:r>
       <w:r>
         <w:rPr>
-          <w:rStyle w:val="1044"/>
+          <w:rStyle w:val="1045"/>
           <w:rFonts w:ascii="Times New Roman" w:hAnsi="Times New Roman" w:cs="Times New Roman"/>
         </w:rPr>
         <w:t xml:space="preserve">Результат</w:t>
       </w:r>
       <w:r>
         <w:rPr>
-          <w:rStyle w:val="1044"/>
+          <w:rStyle w:val="1045"/>
           <w:rFonts w:ascii="Times New Roman" w:hAnsi="Times New Roman" w:cs="Times New Roman"/>
         </w:rPr>
         <w:t xml:space="preserve"> программы</w:t>
       </w:r>
-      <w:r/>
+      <w:r>
+        <w:rPr>
+          <w:rStyle w:val="1045"/>
+          <w:rFonts w:ascii="Times New Roman" w:hAnsi="Times New Roman" w:cs="Times New Roman"/>
+          <w:highlight w:val="none"/>
+        </w:rPr>
+      </w:r>
     </w:p>
     <w:p>
       <w:pPr>
@@ -7063,7 +7083,7 @@
       </w:pPr>
       <w:r>
         <w:rPr>
-          <w:rStyle w:val="1044"/>
+          <w:rStyle w:val="1045"/>
           <w:rFonts w:ascii="Times New Roman" w:hAnsi="Times New Roman" w:cs="Times New Roman"/>
           <w:b w:val="0"/>
           <w:bCs w:val="0"/>
@@ -7072,9 +7092,8 @@
       </w:r>
       <w:r>
         <w:rPr>
-          <w:rStyle w:val="1044"/>
-          <w:rFonts w:ascii="Times New Roman" w:hAnsi="Times New Roman" w:cs="Times New Roman"/>
-          <w:highlight w:val="none"/>
+          <w:b w:val="0"/>
+          <w:bCs w:val="0"/>
         </w:rPr>
       </w:r>
       <w:r>
@@ -7148,7 +7167,7 @@
     <w:sdtContent>
       <w:p>
         <w:pPr>
-          <w:pStyle w:val="1036"/>
+          <w:pStyle w:val="1037"/>
           <w:pBdr/>
           <w:spacing/>
           <w:ind/>
@@ -7176,7 +7195,7 @@
   </w:sdt>
   <w:p>
     <w:pPr>
-      <w:pStyle w:val="1036"/>
+      <w:pStyle w:val="1037"/>
       <w:pBdr/>
       <w:spacing/>
       <w:ind/>
@@ -7225,7 +7244,7 @@
 <w:hdr xmlns:wpc="http://schemas.microsoft.com/office/word/2010/wordprocessingCanvas" xmlns:mc="http://schemas.openxmlformats.org/markup-compatibility/2006" xmlns:o="urn:schemas-microsoft-com:office:office" xmlns:r="http://schemas.openxmlformats.org/officeDocument/2006/relationships" xmlns:m="http://schemas.openxmlformats.org/officeDocument/2006/math" xmlns:v="urn:schemas-microsoft-com:vml" xmlns:wp14="http://schemas.microsoft.com/office/word/2010/wordprocessingDrawing" xmlns:wp="http://schemas.openxmlformats.org/drawingml/2006/wordprocessingDrawing" xmlns:w10="urn:schemas-microsoft-com:office:word" xmlns:w="http://schemas.openxmlformats.org/wordprocessingml/2006/main" xmlns:w14="http://schemas.microsoft.com/office/word/2010/wordml" xmlns:w15="http://schemas.microsoft.com/office/word/2012/wordml" xmlns:wpg="http://schemas.microsoft.com/office/word/2010/wordprocessingGroup" xmlns:wpi="http://schemas.microsoft.com/office/word/2010/wordprocessingInk" xmlns:wne="http://schemas.microsoft.com/office/word/2006/wordml" xmlns:a="http://schemas.openxmlformats.org/drawingml/2006/main" xmlns:wps="http://schemas.microsoft.com/office/word/2010/wordprocessingShape" mc:Ignorable="w14 w15 wp14">
   <w:p>
     <w:pPr>
-      <w:pStyle w:val="1034"/>
+      <w:pStyle w:val="1035"/>
       <w:pBdr/>
       <w:spacing/>
       <w:ind/>
@@ -7236,7 +7255,7 @@
   </w:p>
   <w:p>
     <w:pPr>
-      <w:pStyle w:val="1034"/>
+      <w:pStyle w:val="1035"/>
       <w:pBdr/>
       <w:spacing/>
       <w:ind/>
@@ -9020,7 +9039,7 @@
         <w:spacing/>
         <w:ind w:hanging="432" w:left="432"/>
       </w:pPr>
-      <w:pStyle w:val="838"/>
+      <w:pStyle w:val="839"/>
       <w:rPr/>
       <w:start w:val="1"/>
       <w:suff w:val="tab"/>
@@ -9035,7 +9054,7 @@
         <w:spacing/>
         <w:ind w:hanging="576" w:left="576"/>
       </w:pPr>
-      <w:pStyle w:val="839"/>
+      <w:pStyle w:val="840"/>
       <w:rPr/>
       <w:start w:val="1"/>
       <w:suff w:val="tab"/>
@@ -9050,7 +9069,7 @@
         <w:spacing/>
         <w:ind w:hanging="720" w:left="720"/>
       </w:pPr>
-      <w:pStyle w:val="840"/>
+      <w:pStyle w:val="841"/>
       <w:rPr>
         <w:rFonts w:hint="default" w:asciiTheme="majorHAnsi" w:hAnsiTheme="majorHAnsi"/>
         <w:b/>
@@ -9070,7 +9089,7 @@
         <w:spacing/>
         <w:ind w:hanging="864" w:left="864"/>
       </w:pPr>
-      <w:pStyle w:val="841"/>
+      <w:pStyle w:val="842"/>
       <w:rPr/>
       <w:start w:val="1"/>
       <w:suff w:val="tab"/>
@@ -9085,7 +9104,7 @@
         <w:spacing/>
         <w:ind w:hanging="1008" w:left="1008"/>
       </w:pPr>
-      <w:pStyle w:val="842"/>
+      <w:pStyle w:val="843"/>
       <w:rPr/>
       <w:start w:val="1"/>
       <w:suff w:val="tab"/>
@@ -9100,7 +9119,7 @@
         <w:spacing/>
         <w:ind w:hanging="1152" w:left="1152"/>
       </w:pPr>
-      <w:pStyle w:val="843"/>
+      <w:pStyle w:val="844"/>
       <w:rPr/>
       <w:start w:val="1"/>
       <w:suff w:val="tab"/>
@@ -9115,7 +9134,7 @@
         <w:spacing/>
         <w:ind w:hanging="1296" w:left="1296"/>
       </w:pPr>
-      <w:pStyle w:val="844"/>
+      <w:pStyle w:val="845"/>
       <w:rPr/>
       <w:start w:val="1"/>
       <w:suff w:val="tab"/>
@@ -9130,7 +9149,7 @@
         <w:spacing/>
         <w:ind w:hanging="1440" w:left="1440"/>
       </w:pPr>
-      <w:pStyle w:val="845"/>
+      <w:pStyle w:val="846"/>
       <w:rPr/>
       <w:start w:val="1"/>
       <w:suff w:val="tab"/>
@@ -9145,7 +9164,7 @@
         <w:spacing/>
         <w:ind w:hanging="1584" w:left="1584"/>
       </w:pPr>
-      <w:pStyle w:val="846"/>
+      <w:pStyle w:val="847"/>
       <w:rPr/>
       <w:start w:val="1"/>
       <w:suff w:val="tab"/>
@@ -12867,10 +12886,10 @@
     <w:lsdException w:name="Bibliography" w:uiPriority="37"/>
     <w:lsdException w:name="TOC Heading" w:uiPriority="39" w:qFormat="1"/>
   </w:latentStyles>
-  <w:style w:type="character" w:styleId="831">
+  <w:style w:type="character" w:styleId="832">
     <w:name w:val="Title Char"/>
-    <w:basedOn w:val="847"/>
-    <w:link w:val="985"/>
+    <w:basedOn w:val="848"/>
+    <w:link w:val="986"/>
     <w:uiPriority w:val="10"/>
     <w:pPr>
       <w:pBdr/>
@@ -12884,10 +12903,10 @@
       <w:szCs w:val="56"/>
     </w:rPr>
   </w:style>
-  <w:style w:type="character" w:styleId="832">
+  <w:style w:type="character" w:styleId="833">
     <w:name w:val="Subtitle Char"/>
-    <w:basedOn w:val="847"/>
-    <w:link w:val="987"/>
+    <w:basedOn w:val="848"/>
+    <w:link w:val="988"/>
     <w:uiPriority w:val="11"/>
     <w:pPr>
       <w:pBdr/>
@@ -12901,10 +12920,10 @@
       <w:szCs w:val="28"/>
     </w:rPr>
   </w:style>
-  <w:style w:type="character" w:styleId="833">
+  <w:style w:type="character" w:styleId="834">
     <w:name w:val="Quote Char"/>
-    <w:basedOn w:val="847"/>
-    <w:link w:val="989"/>
+    <w:basedOn w:val="848"/>
+    <w:link w:val="990"/>
     <w:uiPriority w:val="29"/>
     <w:pPr>
       <w:pBdr/>
@@ -12917,10 +12936,10 @@
       <w:color w:val="404040" w:themeColor="text1" w:themeTint="BF"/>
     </w:rPr>
   </w:style>
-  <w:style w:type="character" w:styleId="834">
+  <w:style w:type="character" w:styleId="835">
     <w:name w:val="Intense Quote Char"/>
-    <w:basedOn w:val="847"/>
-    <w:link w:val="992"/>
+    <w:basedOn w:val="848"/>
+    <w:link w:val="993"/>
     <w:uiPriority w:val="30"/>
     <w:pPr>
       <w:pBdr/>
@@ -12933,10 +12952,10 @@
       <w:color w:val="0f4761" w:themeColor="accent1" w:themeShade="BF"/>
     </w:rPr>
   </w:style>
-  <w:style w:type="character" w:styleId="835">
+  <w:style w:type="character" w:styleId="836">
     <w:name w:val="Footnote Text Char"/>
-    <w:basedOn w:val="847"/>
-    <w:link w:val="1004"/>
+    <w:basedOn w:val="848"/>
+    <w:link w:val="1005"/>
     <w:uiPriority w:val="99"/>
     <w:semiHidden/>
     <w:pPr>
@@ -12949,10 +12968,10 @@
       <w:szCs w:val="20"/>
     </w:rPr>
   </w:style>
-  <w:style w:type="character" w:styleId="836">
+  <w:style w:type="character" w:styleId="837">
     <w:name w:val="Endnote Text Char"/>
-    <w:basedOn w:val="847"/>
-    <w:link w:val="1007"/>
+    <w:basedOn w:val="848"/>
+    <w:link w:val="1008"/>
     <w:uiPriority w:val="99"/>
     <w:semiHidden/>
     <w:pPr>
@@ -12965,7 +12984,7 @@
       <w:szCs w:val="20"/>
     </w:rPr>
   </w:style>
-  <w:style w:type="paragraph" w:styleId="837" w:default="1">
+  <w:style w:type="paragraph" w:styleId="838" w:default="1">
     <w:name w:val="Normal"/>
     <w:qFormat/>
     <w:pPr>
@@ -12980,11 +12999,11 @@
       <w:lang w:eastAsia="ru-RU"/>
     </w:rPr>
   </w:style>
-  <w:style w:type="paragraph" w:styleId="838">
+  <w:style w:type="paragraph" w:styleId="839">
     <w:name w:val="Heading 1"/>
-    <w:basedOn w:val="837"/>
-    <w:next w:val="837"/>
-    <w:link w:val="1018"/>
+    <w:basedOn w:val="838"/>
+    <w:next w:val="838"/>
+    <w:link w:val="1019"/>
     <w:uiPriority w:val="9"/>
     <w:qFormat/>
     <w:pPr>
@@ -13007,10 +13026,10 @@
       <w:szCs w:val="28"/>
     </w:rPr>
   </w:style>
-  <w:style w:type="paragraph" w:styleId="839">
+  <w:style w:type="paragraph" w:styleId="840">
     <w:name w:val="Heading 2"/>
-    <w:basedOn w:val="837"/>
-    <w:link w:val="1019"/>
+    <w:basedOn w:val="838"/>
+    <w:link w:val="1020"/>
     <w:uiPriority w:val="9"/>
     <w:qFormat/>
     <w:pPr>
@@ -13030,11 +13049,11 @@
       <w:szCs w:val="36"/>
     </w:rPr>
   </w:style>
-  <w:style w:type="paragraph" w:styleId="840">
+  <w:style w:type="paragraph" w:styleId="841">
     <w:name w:val="Heading 3"/>
-    <w:basedOn w:val="837"/>
-    <w:next w:val="837"/>
-    <w:link w:val="1020"/>
+    <w:basedOn w:val="838"/>
+    <w:next w:val="838"/>
+    <w:link w:val="1021"/>
     <w:uiPriority w:val="9"/>
     <w:unhideWhenUsed/>
     <w:qFormat/>
@@ -13057,11 +13076,11 @@
       <w:color w:val="4f81bd" w:themeColor="accent1"/>
     </w:rPr>
   </w:style>
-  <w:style w:type="paragraph" w:styleId="841">
+  <w:style w:type="paragraph" w:styleId="842">
     <w:name w:val="Heading 4"/>
-    <w:basedOn w:val="837"/>
-    <w:next w:val="837"/>
-    <w:link w:val="1021"/>
+    <w:basedOn w:val="838"/>
+    <w:next w:val="838"/>
+    <w:link w:val="1022"/>
     <w:uiPriority w:val="9"/>
     <w:semiHidden/>
     <w:unhideWhenUsed/>
@@ -13087,11 +13106,11 @@
       <w:color w:val="4f81bd" w:themeColor="accent1"/>
     </w:rPr>
   </w:style>
-  <w:style w:type="paragraph" w:styleId="842">
+  <w:style w:type="paragraph" w:styleId="843">
     <w:name w:val="Heading 5"/>
-    <w:basedOn w:val="837"/>
-    <w:next w:val="837"/>
-    <w:link w:val="1022"/>
+    <w:basedOn w:val="838"/>
+    <w:next w:val="838"/>
+    <w:link w:val="1023"/>
     <w:uiPriority w:val="9"/>
     <w:semiHidden/>
     <w:unhideWhenUsed/>
@@ -13116,11 +13135,11 @@
       <w:color w:val="243f60" w:themeColor="accent1" w:themeShade="7F"/>
     </w:rPr>
   </w:style>
-  <w:style w:type="paragraph" w:styleId="843">
+  <w:style w:type="paragraph" w:styleId="844">
     <w:name w:val="Heading 6"/>
-    <w:basedOn w:val="837"/>
-    <w:next w:val="837"/>
-    <w:link w:val="1023"/>
+    <w:basedOn w:val="838"/>
+    <w:next w:val="838"/>
+    <w:link w:val="1024"/>
     <w:uiPriority w:val="9"/>
     <w:semiHidden/>
     <w:unhideWhenUsed/>
@@ -13147,11 +13166,11 @@
       <w:color w:val="243f60" w:themeColor="accent1" w:themeShade="7F"/>
     </w:rPr>
   </w:style>
-  <w:style w:type="paragraph" w:styleId="844">
+  <w:style w:type="paragraph" w:styleId="845">
     <w:name w:val="Heading 7"/>
-    <w:basedOn w:val="837"/>
-    <w:next w:val="837"/>
-    <w:link w:val="1024"/>
+    <w:basedOn w:val="838"/>
+    <w:next w:val="838"/>
+    <w:link w:val="1025"/>
     <w:uiPriority w:val="9"/>
     <w:semiHidden/>
     <w:unhideWhenUsed/>
@@ -13178,11 +13197,11 @@
       <w:color w:val="404040" w:themeColor="text1" w:themeTint="BF"/>
     </w:rPr>
   </w:style>
-  <w:style w:type="paragraph" w:styleId="845">
+  <w:style w:type="paragraph" w:styleId="846">
     <w:name w:val="Heading 8"/>
-    <w:basedOn w:val="837"/>
-    <w:next w:val="837"/>
-    <w:link w:val="1025"/>
+    <w:basedOn w:val="838"/>
+    <w:next w:val="838"/>
+    <w:link w:val="1026"/>
     <w:uiPriority w:val="9"/>
     <w:semiHidden/>
     <w:unhideWhenUsed/>
@@ -13209,11 +13228,11 @@
       <w:szCs w:val="20"/>
     </w:rPr>
   </w:style>
-  <w:style w:type="paragraph" w:styleId="846">
+  <w:style w:type="paragraph" w:styleId="847">
     <w:name w:val="Heading 9"/>
-    <w:basedOn w:val="837"/>
-    <w:next w:val="837"/>
-    <w:link w:val="1026"/>
+    <w:basedOn w:val="838"/>
+    <w:next w:val="838"/>
+    <w:link w:val="1027"/>
     <w:uiPriority w:val="9"/>
     <w:semiHidden/>
     <w:unhideWhenUsed/>
@@ -13242,7 +13261,7 @@
       <w:szCs w:val="20"/>
     </w:rPr>
   </w:style>
-  <w:style w:type="character" w:styleId="847" w:default="1">
+  <w:style w:type="character" w:styleId="848" w:default="1">
     <w:name w:val="Default Paragraph Font"/>
     <w:uiPriority w:val="1"/>
     <w:semiHidden/>
@@ -13253,7 +13272,7 @@
       <w:ind/>
     </w:pPr>
   </w:style>
-  <w:style w:type="table" w:styleId="848" w:default="1">
+  <w:style w:type="table" w:styleId="849" w:default="1">
     <w:name w:val="Normal Table"/>
     <w:uiPriority w:val="99"/>
     <w:semiHidden/>
@@ -13446,7 +13465,7 @@
       </w:tcPr>
     </w:tblStylePr>
   </w:style>
-  <w:style w:type="numbering" w:styleId="849" w:default="1">
+  <w:style w:type="numbering" w:styleId="850" w:default="1">
     <w:name w:val="No List"/>
     <w:uiPriority w:val="99"/>
     <w:semiHidden/>
@@ -13457,9 +13476,9 @@
       <w:ind/>
     </w:pPr>
   </w:style>
-  <w:style w:type="table" w:styleId="850">
+  <w:style w:type="table" w:styleId="851">
     <w:name w:val="Table Grid"/>
-    <w:basedOn w:val="848"/>
+    <w:basedOn w:val="849"/>
     <w:uiPriority w:val="39"/>
     <w:pPr>
       <w:pBdr/>
@@ -13649,9 +13668,9 @@
       </w:tcPr>
     </w:tblStylePr>
   </w:style>
-  <w:style w:type="table" w:styleId="851" w:customStyle="1">
+  <w:style w:type="table" w:styleId="852" w:customStyle="1">
     <w:name w:val="Table Grid Light"/>
-    <w:basedOn w:val="848"/>
+    <w:basedOn w:val="849"/>
     <w:uiPriority w:val="59"/>
     <w:pPr>
       <w:pBdr/>
@@ -13841,9 +13860,9 @@
       </w:tcPr>
     </w:tblStylePr>
   </w:style>
-  <w:style w:type="table" w:styleId="852">
+  <w:style w:type="table" w:styleId="853">
     <w:name w:val="Plain Table 1"/>
-    <w:basedOn w:val="848"/>
+    <w:basedOn w:val="849"/>
     <w:uiPriority w:val="59"/>
     <w:pPr>
       <w:pBdr/>
@@ -14059,9 +14078,9 @@
       </w:tcPr>
     </w:tblStylePr>
   </w:style>
-  <w:style w:type="table" w:styleId="853">
+  <w:style w:type="table" w:styleId="854">
     <w:name w:val="Plain Table 2"/>
-    <w:basedOn w:val="848"/>
+    <w:basedOn w:val="849"/>
     <w:uiPriority w:val="59"/>
     <w:pPr>
       <w:pBdr/>
@@ -14285,9 +14304,9 @@
       </w:tcPr>
     </w:tblStylePr>
   </w:style>
-  <w:style w:type="table" w:styleId="854">
+  <w:style w:type="table" w:styleId="855">
     <w:name w:val="Plain Table 3"/>
-    <w:basedOn w:val="848"/>
+    <w:basedOn w:val="849"/>
     <w:uiPriority w:val="99"/>
     <w:pPr>
       <w:pBdr/>
@@ -14514,9 +14533,9 @@
       </w:tcPr>
     </w:tblStylePr>
   </w:style>
-  <w:style w:type="table" w:styleId="855">
+  <w:style w:type="table" w:styleId="856">
     <w:name w:val="Plain Table 4"/>
-    <w:basedOn w:val="848"/>
+    <w:basedOn w:val="849"/>
     <w:uiPriority w:val="99"/>
     <w:pPr>
       <w:pBdr/>
@@ -14729,9 +14748,9 @@
       </w:tcPr>
     </w:tblStylePr>
   </w:style>
-  <w:style w:type="table" w:styleId="856">
+  <w:style w:type="table" w:styleId="857">
     <w:name w:val="Plain Table 5"/>
-    <w:basedOn w:val="848"/>
+    <w:basedOn w:val="849"/>
     <w:uiPriority w:val="99"/>
     <w:pPr>
       <w:pBdr/>
@@ -14961,9 +14980,9 @@
       </w:tcPr>
     </w:tblStylePr>
   </w:style>
-  <w:style w:type="table" w:styleId="857">
+  <w:style w:type="table" w:styleId="858">
     <w:name w:val="Grid Table 1 Light"/>
-    <w:basedOn w:val="848"/>
+    <w:basedOn w:val="849"/>
     <w:uiPriority w:val="99"/>
     <w:pPr>
       <w:pBdr/>
@@ -15183,9 +15202,9 @@
       </w:tcPr>
     </w:tblStylePr>
   </w:style>
-  <w:style w:type="table" w:styleId="858" w:customStyle="1">
+  <w:style w:type="table" w:styleId="859" w:customStyle="1">
     <w:name w:val="Grid Table 1 Light - Accent 1"/>
-    <w:basedOn w:val="848"/>
+    <w:basedOn w:val="849"/>
     <w:uiPriority w:val="99"/>
     <w:pPr>
       <w:pBdr/>
@@ -15405,9 +15424,9 @@
       </w:tcPr>
     </w:tblStylePr>
   </w:style>
-  <w:style w:type="table" w:styleId="859" w:customStyle="1">
+  <w:style w:type="table" w:styleId="860" w:customStyle="1">
     <w:name w:val="Grid Table 1 Light - Accent 2"/>
-    <w:basedOn w:val="848"/>
+    <w:basedOn w:val="849"/>
     <w:uiPriority w:val="99"/>
     <w:pPr>
       <w:pBdr/>
@@ -15627,9 +15646,9 @@
       </w:tcPr>
     </w:tblStylePr>
   </w:style>
-  <w:style w:type="table" w:styleId="860" w:customStyle="1">
+  <w:style w:type="table" w:styleId="861" w:customStyle="1">
     <w:name w:val="Grid Table 1 Light - Accent 3"/>
-    <w:basedOn w:val="848"/>
+    <w:basedOn w:val="849"/>
     <w:uiPriority w:val="99"/>
     <w:pPr>
       <w:pBdr/>
@@ -15849,9 +15868,9 @@
       </w:tcPr>
     </w:tblStylePr>
   </w:style>
-  <w:style w:type="table" w:styleId="861" w:customStyle="1">
+  <w:style w:type="table" w:styleId="862" w:customStyle="1">
     <w:name w:val="Grid Table 1 Light - Accent 4"/>
-    <w:basedOn w:val="848"/>
+    <w:basedOn w:val="849"/>
     <w:uiPriority w:val="99"/>
     <w:pPr>
       <w:pBdr/>
@@ -16071,9 +16090,9 @@
       </w:tcPr>
     </w:tblStylePr>
   </w:style>
-  <w:style w:type="table" w:styleId="862" w:customStyle="1">
+  <w:style w:type="table" w:styleId="863" w:customStyle="1">
     <w:name w:val="Grid Table 1 Light - Accent 5"/>
-    <w:basedOn w:val="848"/>
+    <w:basedOn w:val="849"/>
     <w:uiPriority w:val="99"/>
     <w:pPr>
       <w:pBdr/>
@@ -16293,9 +16312,9 @@
       </w:tcPr>
     </w:tblStylePr>
   </w:style>
-  <w:style w:type="table" w:styleId="863" w:customStyle="1">
+  <w:style w:type="table" w:styleId="864" w:customStyle="1">
     <w:name w:val="Grid Table 1 Light - Accent 6"/>
-    <w:basedOn w:val="848"/>
+    <w:basedOn w:val="849"/>
     <w:uiPriority w:val="99"/>
     <w:pPr>
       <w:pBdr/>
@@ -16515,9 +16534,9 @@
       </w:tcPr>
     </w:tblStylePr>
   </w:style>
-  <w:style w:type="table" w:styleId="864">
+  <w:style w:type="table" w:styleId="865">
     <w:name w:val="Grid Table 2"/>
-    <w:basedOn w:val="848"/>
+    <w:basedOn w:val="849"/>
     <w:uiPriority w:val="99"/>
     <w:pPr>
       <w:pBdr/>
@@ -16746,9 +16765,9 @@
       </w:tcPr>
     </w:tblStylePr>
   </w:style>
-  <w:style w:type="table" w:styleId="865" w:customStyle="1">
+  <w:style w:type="table" w:styleId="866" w:customStyle="1">
     <w:name w:val="Grid Table 2 - Accent 1"/>
-    <w:basedOn w:val="848"/>
+    <w:basedOn w:val="849"/>
     <w:uiPriority w:val="99"/>
     <w:pPr>
       <w:pBdr/>
@@ -16977,9 +16996,9 @@
       </w:tcPr>
     </w:tblStylePr>
   </w:style>
-  <w:style w:type="table" w:styleId="866" w:customStyle="1">
+  <w:style w:type="table" w:styleId="867" w:customStyle="1">
     <w:name w:val="Grid Table 2 - Accent 2"/>
-    <w:basedOn w:val="848"/>
+    <w:basedOn w:val="849"/>
     <w:uiPriority w:val="99"/>
     <w:pPr>
       <w:pBdr/>
@@ -17208,9 +17227,9 @@
       </w:tcPr>
     </w:tblStylePr>
   </w:style>
-  <w:style w:type="table" w:styleId="867" w:customStyle="1">
+  <w:style w:type="table" w:styleId="868" w:customStyle="1">
     <w:name w:val="Grid Table 2 - Accent 3"/>
-    <w:basedOn w:val="848"/>
+    <w:basedOn w:val="849"/>
     <w:uiPriority w:val="99"/>
     <w:pPr>
       <w:pBdr/>
@@ -17439,9 +17458,9 @@
       </w:tcPr>
     </w:tblStylePr>
   </w:style>
-  <w:style w:type="table" w:styleId="868" w:customStyle="1">
+  <w:style w:type="table" w:styleId="869" w:customStyle="1">
     <w:name w:val="Grid Table 2 - Accent 4"/>
-    <w:basedOn w:val="848"/>
+    <w:basedOn w:val="849"/>
     <w:uiPriority w:val="99"/>
     <w:pPr>
       <w:pBdr/>
@@ -17670,9 +17689,9 @@
       </w:tcPr>
     </w:tblStylePr>
   </w:style>
-  <w:style w:type="table" w:styleId="869" w:customStyle="1">
+  <w:style w:type="table" w:styleId="870" w:customStyle="1">
     <w:name w:val="Grid Table 2 - Accent 5"/>
-    <w:basedOn w:val="848"/>
+    <w:basedOn w:val="849"/>
     <w:uiPriority w:val="99"/>
     <w:pPr>
       <w:pBdr/>
@@ -17901,9 +17920,9 @@
       </w:tcPr>
     </w:tblStylePr>
   </w:style>
-  <w:style w:type="table" w:styleId="870" w:customStyle="1">
+  <w:style w:type="table" w:styleId="871" w:customStyle="1">
     <w:name w:val="Grid Table 2 - Accent 6"/>
-    <w:basedOn w:val="848"/>
+    <w:basedOn w:val="849"/>
     <w:uiPriority w:val="99"/>
     <w:pPr>
       <w:pBdr/>
@@ -18132,9 +18151,9 @@
       </w:tcPr>
     </w:tblStylePr>
   </w:style>
-  <w:style w:type="table" w:styleId="871">
+  <w:style w:type="table" w:styleId="872">
     <w:name w:val="Grid Table 3"/>
-    <w:basedOn w:val="848"/>
+    <w:basedOn w:val="849"/>
     <w:uiPriority w:val="99"/>
     <w:pPr>
       <w:pBdr/>
@@ -18376,9 +18395,9 @@
       </w:tcPr>
     </w:tblStylePr>
   </w:style>
-  <w:style w:type="table" w:styleId="872" w:customStyle="1">
+  <w:style w:type="table" w:styleId="873" w:customStyle="1">
     <w:name w:val="Grid Table 3 - Accent 1"/>
-    <w:basedOn w:val="848"/>
+    <w:basedOn w:val="849"/>
     <w:uiPriority w:val="99"/>
     <w:pPr>
       <w:pBdr/>
@@ -18620,9 +18639,9 @@
       </w:tcPr>
     </w:tblStylePr>
   </w:style>
-  <w:style w:type="table" w:styleId="873" w:customStyle="1">
+  <w:style w:type="table" w:styleId="874" w:customStyle="1">
     <w:name w:val="Grid Table 3 - Accent 2"/>
-    <w:basedOn w:val="848"/>
+    <w:basedOn w:val="849"/>
     <w:uiPriority w:val="99"/>
     <w:pPr>
       <w:pBdr/>
@@ -18864,9 +18883,9 @@
       </w:tcPr>
     </w:tblStylePr>
   </w:style>
-  <w:style w:type="table" w:styleId="874" w:customStyle="1">
+  <w:style w:type="table" w:styleId="875" w:customStyle="1">
     <w:name w:val="Grid Table 3 - Accent 3"/>
-    <w:basedOn w:val="848"/>
+    <w:basedOn w:val="849"/>
     <w:uiPriority w:val="99"/>
     <w:pPr>
       <w:pBdr/>
@@ -19108,9 +19127,9 @@
       </w:tcPr>
     </w:tblStylePr>
   </w:style>
-  <w:style w:type="table" w:styleId="875" w:customStyle="1">
+  <w:style w:type="table" w:styleId="876" w:customStyle="1">
     <w:name w:val="Grid Table 3 - Accent 4"/>
-    <w:basedOn w:val="848"/>
+    <w:basedOn w:val="849"/>
     <w:uiPriority w:val="99"/>
     <w:pPr>
       <w:pBdr/>
@@ -19352,9 +19371,9 @@
       </w:tcPr>
     </w:tblStylePr>
   </w:style>
-  <w:style w:type="table" w:styleId="876" w:customStyle="1">
+  <w:style w:type="table" w:styleId="877" w:customStyle="1">
     <w:name w:val="Grid Table 3 - Accent 5"/>
-    <w:basedOn w:val="848"/>
+    <w:basedOn w:val="849"/>
     <w:uiPriority w:val="99"/>
     <w:pPr>
       <w:pBdr/>
@@ -19596,9 +19615,9 @@
       </w:tcPr>
     </w:tblStylePr>
   </w:style>
-  <w:style w:type="table" w:styleId="877" w:customStyle="1">
+  <w:style w:type="table" w:styleId="878" w:customStyle="1">
     <w:name w:val="Grid Table 3 - Accent 6"/>
-    <w:basedOn w:val="848"/>
+    <w:basedOn w:val="849"/>
     <w:uiPriority w:val="99"/>
     <w:pPr>
       <w:pBdr/>
@@ -19840,9 +19859,9 @@
       </w:tcPr>
     </w:tblStylePr>
   </w:style>
-  <w:style w:type="table" w:styleId="878">
+  <w:style w:type="table" w:styleId="879">
     <w:name w:val="Grid Table 4"/>
-    <w:basedOn w:val="848"/>
+    <w:basedOn w:val="849"/>
     <w:uiPriority w:val="59"/>
     <w:pPr>
       <w:pBdr/>
@@ -20072,9 +20091,9 @@
       </w:tcPr>
     </w:tblStylePr>
   </w:style>
-  <w:style w:type="table" w:styleId="879" w:customStyle="1">
+  <w:style w:type="table" w:styleId="880" w:customStyle="1">
     <w:name w:val="Grid Table 4 - Accent 1"/>
-    <w:basedOn w:val="848"/>
+    <w:basedOn w:val="849"/>
     <w:uiPriority w:val="59"/>
     <w:pPr>
       <w:pBdr/>
@@ -20304,9 +20323,9 @@
       </w:tcPr>
     </w:tblStylePr>
   </w:style>
-  <w:style w:type="table" w:styleId="880" w:customStyle="1">
+  <w:style w:type="table" w:styleId="881" w:customStyle="1">
     <w:name w:val="Grid Table 4 - Accent 2"/>
-    <w:basedOn w:val="848"/>
+    <w:basedOn w:val="849"/>
     <w:uiPriority w:val="59"/>
     <w:pPr>
       <w:pBdr/>
@@ -20536,9 +20555,9 @@
       </w:tcPr>
     </w:tblStylePr>
   </w:style>
-  <w:style w:type="table" w:styleId="881" w:customStyle="1">
+  <w:style w:type="table" w:styleId="882" w:customStyle="1">
     <w:name w:val="Grid Table 4 - Accent 3"/>
-    <w:basedOn w:val="848"/>
+    <w:basedOn w:val="849"/>
     <w:uiPriority w:val="59"/>
     <w:pPr>
       <w:pBdr/>
@@ -20768,9 +20787,9 @@
       </w:tcPr>
     </w:tblStylePr>
   </w:style>
-  <w:style w:type="table" w:styleId="882" w:customStyle="1">
+  <w:style w:type="table" w:styleId="883" w:customStyle="1">
     <w:name w:val="Grid Table 4 - Accent 4"/>
-    <w:basedOn w:val="848"/>
+    <w:basedOn w:val="849"/>
     <w:uiPriority w:val="59"/>
     <w:pPr>
       <w:pBdr/>
@@ -21000,9 +21019,9 @@
       </w:tcPr>
     </w:tblStylePr>
   </w:style>
-  <w:style w:type="table" w:styleId="883" w:customStyle="1">
+  <w:style w:type="table" w:styleId="884" w:customStyle="1">
     <w:name w:val="Grid Table 4 - Accent 5"/>
-    <w:basedOn w:val="848"/>
+    <w:basedOn w:val="849"/>
     <w:uiPriority w:val="59"/>
     <w:pPr>
       <w:pBdr/>
@@ -21232,9 +21251,9 @@
       </w:tcPr>
     </w:tblStylePr>
   </w:style>
-  <w:style w:type="table" w:styleId="884" w:customStyle="1">
+  <w:style w:type="table" w:styleId="885" w:customStyle="1">
     <w:name w:val="Grid Table 4 - Accent 6"/>
-    <w:basedOn w:val="848"/>
+    <w:basedOn w:val="849"/>
     <w:uiPriority w:val="59"/>
     <w:pPr>
       <w:pBdr/>
@@ -21464,9 +21483,9 @@
       </w:tcPr>
     </w:tblStylePr>
   </w:style>
-  <w:style w:type="table" w:styleId="885">
+  <w:style w:type="table" w:styleId="886">
     <w:name w:val="Grid Table 5 Dark"/>
-    <w:basedOn w:val="848"/>
+    <w:basedOn w:val="849"/>
     <w:uiPriority w:val="99"/>
     <w:pPr>
       <w:pBdr/>
@@ -21691,9 +21710,9 @@
       </w:tcPr>
     </w:tblStylePr>
   </w:style>
-  <w:style w:type="table" w:styleId="886" w:customStyle="1">
+  <w:style w:type="table" w:styleId="887" w:customStyle="1">
     <w:name w:val="Grid Table 5 Dark- Accent 1"/>
-    <w:basedOn w:val="848"/>
+    <w:basedOn w:val="849"/>
     <w:uiPriority w:val="99"/>
     <w:pPr>
       <w:pBdr/>
@@ -21918,9 +21937,9 @@
       </w:tcPr>
     </w:tblStylePr>
   </w:style>
-  <w:style w:type="table" w:styleId="887" w:customStyle="1">
+  <w:style w:type="table" w:styleId="888" w:customStyle="1">
     <w:name w:val="Grid Table 5 Dark - Accent 2"/>
-    <w:basedOn w:val="848"/>
+    <w:basedOn w:val="849"/>
     <w:uiPriority w:val="99"/>
     <w:pPr>
       <w:pBdr/>
@@ -22145,9 +22164,9 @@
       </w:tcPr>
     </w:tblStylePr>
   </w:style>
-  <w:style w:type="table" w:styleId="888" w:customStyle="1">
+  <w:style w:type="table" w:styleId="889" w:customStyle="1">
     <w:name w:val="Grid Table 5 Dark - Accent 3"/>
-    <w:basedOn w:val="848"/>
+    <w:basedOn w:val="849"/>
     <w:uiPriority w:val="99"/>
     <w:pPr>
       <w:pBdr/>
@@ -22372,9 +22391,9 @@
       </w:tcPr>
     </w:tblStylePr>
   </w:style>
-  <w:style w:type="table" w:styleId="889" w:customStyle="1">
+  <w:style w:type="table" w:styleId="890" w:customStyle="1">
     <w:name w:val="Grid Table 5 Dark- Accent 4"/>
-    <w:basedOn w:val="848"/>
+    <w:basedOn w:val="849"/>
     <w:uiPriority w:val="99"/>
     <w:pPr>
       <w:pBdr/>
@@ -22599,9 +22618,9 @@
       </w:tcPr>
     </w:tblStylePr>
   </w:style>
-  <w:style w:type="table" w:styleId="890" w:customStyle="1">
+  <w:style w:type="table" w:styleId="891" w:customStyle="1">
     <w:name w:val="Grid Table 5 Dark - Accent 5"/>
-    <w:basedOn w:val="848"/>
+    <w:basedOn w:val="849"/>
     <w:uiPriority w:val="99"/>
     <w:pPr>
       <w:pBdr/>
@@ -22826,9 +22845,9 @@
       </w:tcPr>
     </w:tblStylePr>
   </w:style>
-  <w:style w:type="table" w:styleId="891" w:customStyle="1">
+  <w:style w:type="table" w:styleId="892" w:customStyle="1">
     <w:name w:val="Grid Table 5 Dark - Accent 6"/>
-    <w:basedOn w:val="848"/>
+    <w:basedOn w:val="849"/>
     <w:uiPriority w:val="99"/>
     <w:pPr>
       <w:pBdr/>
@@ -23053,9 +23072,9 @@
       </w:tcPr>
     </w:tblStylePr>
   </w:style>
-  <w:style w:type="table" w:styleId="892">
+  <w:style w:type="table" w:styleId="893">
     <w:name w:val="Grid Table 6 Colorful"/>
-    <w:basedOn w:val="848"/>
+    <w:basedOn w:val="849"/>
     <w:uiPriority w:val="99"/>
     <w:pPr>
       <w:pBdr/>
@@ -23277,9 +23296,9 @@
       </w:tcPr>
     </w:tblStylePr>
   </w:style>
-  <w:style w:type="table" w:styleId="893" w:customStyle="1">
+  <w:style w:type="table" w:styleId="894" w:customStyle="1">
     <w:name w:val="Grid Table 6 Colorful - Accent 1"/>
-    <w:basedOn w:val="848"/>
+    <w:basedOn w:val="849"/>
     <w:uiPriority w:val="99"/>
     <w:pPr>
       <w:pBdr/>
@@ -23501,9 +23520,9 @@
       </w:tcPr>
     </w:tblStylePr>
   </w:style>
-  <w:style w:type="table" w:styleId="894" w:customStyle="1">
+  <w:style w:type="table" w:styleId="895" w:customStyle="1">
     <w:name w:val="Grid Table 6 Colorful - Accent 2"/>
-    <w:basedOn w:val="848"/>
+    <w:basedOn w:val="849"/>
     <w:uiPriority w:val="99"/>
     <w:pPr>
       <w:pBdr/>
@@ -23725,9 +23744,9 @@
       </w:tcPr>
     </w:tblStylePr>
   </w:style>
-  <w:style w:type="table" w:styleId="895" w:customStyle="1">
+  <w:style w:type="table" w:styleId="896" w:customStyle="1">
     <w:name w:val="Grid Table 6 Colorful - Accent 3"/>
-    <w:basedOn w:val="848"/>
+    <w:basedOn w:val="849"/>
     <w:uiPriority w:val="99"/>
     <w:pPr>
       <w:pBdr/>
@@ -23949,9 +23968,9 @@
       </w:tcPr>
     </w:tblStylePr>
   </w:style>
-  <w:style w:type="table" w:styleId="896" w:customStyle="1">
+  <w:style w:type="table" w:styleId="897" w:customStyle="1">
     <w:name w:val="Grid Table 6 Colorful - Accent 4"/>
-    <w:basedOn w:val="848"/>
+    <w:basedOn w:val="849"/>
     <w:uiPriority w:val="99"/>
     <w:pPr>
       <w:pBdr/>
@@ -24173,9 +24192,9 @@
       </w:tcPr>
     </w:tblStylePr>
   </w:style>
-  <w:style w:type="table" w:styleId="897" w:customStyle="1">
+  <w:style w:type="table" w:styleId="898" w:customStyle="1">
     <w:name w:val="Grid Table 6 Colorful - Accent 5"/>
-    <w:basedOn w:val="848"/>
+    <w:basedOn w:val="849"/>
     <w:uiPriority w:val="99"/>
     <w:pPr>
       <w:pBdr/>
@@ -24397,9 +24416,9 @@
       </w:tcPr>
     </w:tblStylePr>
   </w:style>
-  <w:style w:type="table" w:styleId="898" w:customStyle="1">
+  <w:style w:type="table" w:styleId="899" w:customStyle="1">
     <w:name w:val="Grid Table 6 Colorful - Accent 6"/>
-    <w:basedOn w:val="848"/>
+    <w:basedOn w:val="849"/>
     <w:uiPriority w:val="99"/>
     <w:pPr>
       <w:pBdr/>
@@ -24621,9 +24640,9 @@
       </w:tcPr>
     </w:tblStylePr>
   </w:style>
-  <w:style w:type="table" w:styleId="899">
+  <w:style w:type="table" w:styleId="900">
     <w:name w:val="Grid Table 7 Colorful"/>
-    <w:basedOn w:val="848"/>
+    <w:basedOn w:val="849"/>
     <w:uiPriority w:val="99"/>
     <w:pPr>
       <w:pBdr/>
@@ -24874,9 +24893,9 @@
       </w:tcPr>
     </w:tblStylePr>
   </w:style>
-  <w:style w:type="table" w:styleId="900" w:customStyle="1">
+  <w:style w:type="table" w:styleId="901" w:customStyle="1">
     <w:name w:val="Grid Table 7 Colorful - Accent 1"/>
-    <w:basedOn w:val="848"/>
+    <w:basedOn w:val="849"/>
     <w:uiPriority w:val="99"/>
     <w:pPr>
       <w:pBdr/>
@@ -25127,9 +25146,9 @@
       </w:tcPr>
     </w:tblStylePr>
   </w:style>
-  <w:style w:type="table" w:styleId="901" w:customStyle="1">
+  <w:style w:type="table" w:styleId="902" w:customStyle="1">
     <w:name w:val="Grid Table 7 Colorful - Accent 2"/>
-    <w:basedOn w:val="848"/>
+    <w:basedOn w:val="849"/>
     <w:uiPriority w:val="99"/>
     <w:pPr>
       <w:pBdr/>
@@ -25380,9 +25399,9 @@
       </w:tcPr>
     </w:tblStylePr>
   </w:style>
-  <w:style w:type="table" w:styleId="902" w:customStyle="1">
+  <w:style w:type="table" w:styleId="903" w:customStyle="1">
     <w:name w:val="Grid Table 7 Colorful - Accent 3"/>
-    <w:basedOn w:val="848"/>
+    <w:basedOn w:val="849"/>
     <w:uiPriority w:val="99"/>
     <w:pPr>
       <w:pBdr/>
@@ -25633,9 +25652,9 @@
       </w:tcPr>
     </w:tblStylePr>
   </w:style>
-  <w:style w:type="table" w:styleId="903" w:customStyle="1">
+  <w:style w:type="table" w:styleId="904" w:customStyle="1">
     <w:name w:val="Grid Table 7 Colorful - Accent 4"/>
-    <w:basedOn w:val="848"/>
+    <w:basedOn w:val="849"/>
     <w:uiPriority w:val="99"/>
     <w:pPr>
       <w:pBdr/>
@@ -25886,9 +25905,9 @@
       </w:tcPr>
     </w:tblStylePr>
   </w:style>
-  <w:style w:type="table" w:styleId="904" w:customStyle="1">
+  <w:style w:type="table" w:styleId="905" w:customStyle="1">
     <w:name w:val="Grid Table 7 Colorful - Accent 5"/>
-    <w:basedOn w:val="848"/>
+    <w:basedOn w:val="849"/>
     <w:uiPriority w:val="99"/>
     <w:pPr>
       <w:pBdr/>
@@ -26139,9 +26158,9 @@
       </w:tcPr>
     </w:tblStylePr>
   </w:style>
-  <w:style w:type="table" w:styleId="905" w:customStyle="1">
+  <w:style w:type="table" w:styleId="906" w:customStyle="1">
     <w:name w:val="Grid Table 7 Colorful - Accent 6"/>
-    <w:basedOn w:val="848"/>
+    <w:basedOn w:val="849"/>
     <w:uiPriority w:val="99"/>
     <w:pPr>
       <w:pBdr/>
@@ -26392,9 +26411,9 @@
       </w:tcPr>
     </w:tblStylePr>
   </w:style>
-  <w:style w:type="table" w:styleId="906">
+  <w:style w:type="table" w:styleId="907">
     <w:name w:val="List Table 1 Light"/>
-    <w:basedOn w:val="848"/>
+    <w:basedOn w:val="849"/>
     <w:uiPriority w:val="99"/>
     <w:pPr>
       <w:pBdr/>
@@ -26607,9 +26626,9 @@
       </w:tcPr>
     </w:tblStylePr>
   </w:style>
-  <w:style w:type="table" w:styleId="907" w:customStyle="1">
+  <w:style w:type="table" w:styleId="908" w:customStyle="1">
     <w:name w:val="List Table 1 Light - Accent 1"/>
-    <w:basedOn w:val="848"/>
+    <w:basedOn w:val="849"/>
     <w:uiPriority w:val="99"/>
     <w:pPr>
       <w:pBdr/>
@@ -26822,9 +26841,9 @@
       </w:tcPr>
     </w:tblStylePr>
   </w:style>
-  <w:style w:type="table" w:styleId="908" w:customStyle="1">
+  <w:style w:type="table" w:styleId="909" w:customStyle="1">
     <w:name w:val="List Table 1 Light - Accent 2"/>
-    <w:basedOn w:val="848"/>
+    <w:basedOn w:val="849"/>
     <w:uiPriority w:val="99"/>
     <w:pPr>
       <w:pBdr/>
@@ -27037,9 +27056,9 @@
       </w:tcPr>
     </w:tblStylePr>
   </w:style>
-  <w:style w:type="table" w:styleId="909" w:customStyle="1">
+  <w:style w:type="table" w:styleId="910" w:customStyle="1">
     <w:name w:val="List Table 1 Light - Accent 3"/>
-    <w:basedOn w:val="848"/>
+    <w:basedOn w:val="849"/>
     <w:uiPriority w:val="99"/>
     <w:pPr>
       <w:pBdr/>
@@ -27252,9 +27271,9 @@
       </w:tcPr>
     </w:tblStylePr>
   </w:style>
-  <w:style w:type="table" w:styleId="910" w:customStyle="1">
+  <w:style w:type="table" w:styleId="911" w:customStyle="1">
     <w:name w:val="List Table 1 Light - Accent 4"/>
-    <w:basedOn w:val="848"/>
+    <w:basedOn w:val="849"/>
     <w:uiPriority w:val="99"/>
     <w:pPr>
       <w:pBdr/>
@@ -27467,9 +27486,9 @@
       </w:tcPr>
     </w:tblStylePr>
   </w:style>
-  <w:style w:type="table" w:styleId="911" w:customStyle="1">
+  <w:style w:type="table" w:styleId="912" w:customStyle="1">
     <w:name w:val="List Table 1 Light - Accent 5"/>
-    <w:basedOn w:val="848"/>
+    <w:basedOn w:val="849"/>
     <w:uiPriority w:val="99"/>
     <w:pPr>
       <w:pBdr/>
@@ -27682,9 +27701,9 @@
       </w:tcPr>
     </w:tblStylePr>
   </w:style>
-  <w:style w:type="table" w:styleId="912" w:customStyle="1">
+  <w:style w:type="table" w:styleId="913" w:customStyle="1">
     <w:name w:val="List Table 1 Light - Accent 6"/>
-    <w:basedOn w:val="848"/>
+    <w:basedOn w:val="849"/>
     <w:uiPriority w:val="99"/>
     <w:pPr>
       <w:pBdr/>
@@ -27897,9 +27916,9 @@
       </w:tcPr>
     </w:tblStylePr>
   </w:style>
-  <w:style w:type="table" w:styleId="913">
+  <w:style w:type="table" w:styleId="914">
     <w:name w:val="List Table 2"/>
-    <w:basedOn w:val="848"/>
+    <w:basedOn w:val="849"/>
     <w:uiPriority w:val="99"/>
     <w:pPr>
       <w:pBdr/>
@@ -28134,9 +28153,9 @@
       </w:tcPr>
     </w:tblStylePr>
   </w:style>
-  <w:style w:type="table" w:styleId="914" w:customStyle="1">
+  <w:style w:type="table" w:styleId="915" w:customStyle="1">
     <w:name w:val="List Table 2 - Accent 1"/>
-    <w:basedOn w:val="848"/>
+    <w:basedOn w:val="849"/>
     <w:uiPriority w:val="99"/>
     <w:pPr>
       <w:pBdr/>
@@ -28371,9 +28390,9 @@
       </w:tcPr>
     </w:tblStylePr>
   </w:style>
-  <w:style w:type="table" w:styleId="915" w:customStyle="1">
+  <w:style w:type="table" w:styleId="916" w:customStyle="1">
     <w:name w:val="List Table 2 - Accent 2"/>
-    <w:basedOn w:val="848"/>
+    <w:basedOn w:val="849"/>
     <w:uiPriority w:val="99"/>
     <w:pPr>
       <w:pBdr/>
@@ -28608,9 +28627,9 @@
       </w:tcPr>
     </w:tblStylePr>
   </w:style>
-  <w:style w:type="table" w:styleId="916" w:customStyle="1">
+  <w:style w:type="table" w:styleId="917" w:customStyle="1">
     <w:name w:val="List Table 2 - Accent 3"/>
-    <w:basedOn w:val="848"/>
+    <w:basedOn w:val="849"/>
     <w:uiPriority w:val="99"/>
     <w:pPr>
       <w:pBdr/>
@@ -28845,9 +28864,9 @@
       </w:tcPr>
     </w:tblStylePr>
   </w:style>
-  <w:style w:type="table" w:styleId="917" w:customStyle="1">
+  <w:style w:type="table" w:styleId="918" w:customStyle="1">
     <w:name w:val="List Table 2 - Accent 4"/>
-    <w:basedOn w:val="848"/>
+    <w:basedOn w:val="849"/>
     <w:uiPriority w:val="99"/>
     <w:pPr>
       <w:pBdr/>
@@ -29082,9 +29101,9 @@
       </w:tcPr>
     </w:tblStylePr>
   </w:style>
-  <w:style w:type="table" w:styleId="918" w:customStyle="1">
+  <w:style w:type="table" w:styleId="919" w:customStyle="1">
     <w:name w:val="List Table 2 - Accent 5"/>
-    <w:basedOn w:val="848"/>
+    <w:basedOn w:val="849"/>
     <w:uiPriority w:val="99"/>
     <w:pPr>
       <w:pBdr/>
@@ -29319,9 +29338,9 @@
       </w:tcPr>
     </w:tblStylePr>
   </w:style>
-  <w:style w:type="table" w:styleId="919" w:customStyle="1">
+  <w:style w:type="table" w:styleId="920" w:customStyle="1">
     <w:name w:val="List Table 2 - Accent 6"/>
-    <w:basedOn w:val="848"/>
+    <w:basedOn w:val="849"/>
     <w:uiPriority w:val="99"/>
     <w:pPr>
       <w:pBdr/>
@@ -29556,9 +29575,9 @@
       </w:tcPr>
     </w:tblStylePr>
   </w:style>
-  <w:style w:type="table" w:styleId="920">
+  <w:style w:type="table" w:styleId="921">
     <w:name w:val="List Table 3"/>
-    <w:basedOn w:val="848"/>
+    <w:basedOn w:val="849"/>
     <w:uiPriority w:val="99"/>
     <w:pPr>
       <w:pBdr/>
@@ -29783,9 +29802,9 @@
       </w:tcPr>
     </w:tblStylePr>
   </w:style>
-  <w:style w:type="table" w:styleId="921" w:customStyle="1">
+  <w:style w:type="table" w:styleId="922" w:customStyle="1">
     <w:name w:val="List Table 3 - Accent 1"/>
-    <w:basedOn w:val="848"/>
+    <w:basedOn w:val="849"/>
     <w:uiPriority w:val="99"/>
     <w:pPr>
       <w:pBdr/>
@@ -30010,9 +30029,9 @@
       </w:tcPr>
     </w:tblStylePr>
   </w:style>
-  <w:style w:type="table" w:styleId="922" w:customStyle="1">
+  <w:style w:type="table" w:styleId="923" w:customStyle="1">
     <w:name w:val="List Table 3 - Accent 2"/>
-    <w:basedOn w:val="848"/>
+    <w:basedOn w:val="849"/>
     <w:uiPriority w:val="99"/>
     <w:pPr>
       <w:pBdr/>
@@ -30237,9 +30256,9 @@
       </w:tcPr>
     </w:tblStylePr>
   </w:style>
-  <w:style w:type="table" w:styleId="923" w:customStyle="1">
+  <w:style w:type="table" w:styleId="924" w:customStyle="1">
     <w:name w:val="List Table 3 - Accent 3"/>
-    <w:basedOn w:val="848"/>
+    <w:basedOn w:val="849"/>
     <w:uiPriority w:val="99"/>
     <w:pPr>
       <w:pBdr/>
@@ -30464,9 +30483,9 @@
       </w:tcPr>
     </w:tblStylePr>
   </w:style>
-  <w:style w:type="table" w:styleId="924" w:customStyle="1">
+  <w:style w:type="table" w:styleId="925" w:customStyle="1">
     <w:name w:val="List Table 3 - Accent 4"/>
-    <w:basedOn w:val="848"/>
+    <w:basedOn w:val="849"/>
     <w:uiPriority w:val="99"/>
     <w:pPr>
       <w:pBdr/>
@@ -30691,9 +30710,9 @@
       </w:tcPr>
     </w:tblStylePr>
   </w:style>
-  <w:style w:type="table" w:styleId="925" w:customStyle="1">
+  <w:style w:type="table" w:styleId="926" w:customStyle="1">
     <w:name w:val="List Table 3 - Accent 5"/>
-    <w:basedOn w:val="848"/>
+    <w:basedOn w:val="849"/>
     <w:uiPriority w:val="99"/>
     <w:pPr>
       <w:pBdr/>
@@ -30918,9 +30937,9 @@
       </w:tcPr>
     </w:tblStylePr>
   </w:style>
-  <w:style w:type="table" w:styleId="926" w:customStyle="1">
+  <w:style w:type="table" w:styleId="927" w:customStyle="1">
     <w:name w:val="List Table 3 - Accent 6"/>
-    <w:basedOn w:val="848"/>
+    <w:basedOn w:val="849"/>
     <w:uiPriority w:val="99"/>
     <w:pPr>
       <w:pBdr/>
@@ -31145,9 +31164,9 @@
       </w:tcPr>
     </w:tblStylePr>
   </w:style>
-  <w:style w:type="table" w:styleId="927">
+  <w:style w:type="table" w:styleId="928">
     <w:name w:val="List Table 4"/>
-    <w:basedOn w:val="848"/>
+    <w:basedOn w:val="849"/>
     <w:uiPriority w:val="99"/>
     <w:pPr>
       <w:pBdr/>
@@ -31369,9 +31388,9 @@
       </w:tcPr>
     </w:tblStylePr>
   </w:style>
-  <w:style w:type="table" w:styleId="928" w:customStyle="1">
+  <w:style w:type="table" w:styleId="929" w:customStyle="1">
     <w:name w:val="List Table 4 - Accent 1"/>
-    <w:basedOn w:val="848"/>
+    <w:basedOn w:val="849"/>
     <w:uiPriority w:val="99"/>
     <w:pPr>
       <w:pBdr/>
@@ -31593,9 +31612,9 @@
       </w:tcPr>
     </w:tblStylePr>
   </w:style>
-  <w:style w:type="table" w:styleId="929" w:customStyle="1">
+  <w:style w:type="table" w:styleId="930" w:customStyle="1">
     <w:name w:val="List Table 4 - Accent 2"/>
-    <w:basedOn w:val="848"/>
+    <w:basedOn w:val="849"/>
     <w:uiPriority w:val="99"/>
     <w:pPr>
       <w:pBdr/>
@@ -31817,9 +31836,9 @@
       </w:tcPr>
     </w:tblStylePr>
   </w:style>
-  <w:style w:type="table" w:styleId="930" w:customStyle="1">
+  <w:style w:type="table" w:styleId="931" w:customStyle="1">
     <w:name w:val="List Table 4 - Accent 3"/>
-    <w:basedOn w:val="848"/>
+    <w:basedOn w:val="849"/>
     <w:uiPriority w:val="99"/>
     <w:pPr>
       <w:pBdr/>
@@ -32041,9 +32060,9 @@
       </w:tcPr>
     </w:tblStylePr>
   </w:style>
-  <w:style w:type="table" w:styleId="931" w:customStyle="1">
+  <w:style w:type="table" w:styleId="932" w:customStyle="1">
     <w:name w:val="List Table 4 - Accent 4"/>
-    <w:basedOn w:val="848"/>
+    <w:basedOn w:val="849"/>
     <w:uiPriority w:val="99"/>
     <w:pPr>
       <w:pBdr/>
@@ -32265,9 +32284,9 @@
       </w:tcPr>
     </w:tblStylePr>
   </w:style>
-  <w:style w:type="table" w:styleId="932" w:customStyle="1">
+  <w:style w:type="table" w:styleId="933" w:customStyle="1">
     <w:name w:val="List Table 4 - Accent 5"/>
-    <w:basedOn w:val="848"/>
+    <w:basedOn w:val="849"/>
     <w:uiPriority w:val="99"/>
     <w:pPr>
       <w:pBdr/>
@@ -32489,9 +32508,9 @@
       </w:tcPr>
     </w:tblStylePr>
   </w:style>
-  <w:style w:type="table" w:styleId="933" w:customStyle="1">
+  <w:style w:type="table" w:styleId="934" w:customStyle="1">
     <w:name w:val="List Table 4 - Accent 6"/>
-    <w:basedOn w:val="848"/>
+    <w:basedOn w:val="849"/>
     <w:uiPriority w:val="99"/>
     <w:pPr>
       <w:pBdr/>
@@ -32713,9 +32732,9 @@
       </w:tcPr>
     </w:tblStylePr>
   </w:style>
-  <w:style w:type="table" w:styleId="934">
+  <w:style w:type="table" w:styleId="935">
     <w:name w:val="List Table 5 Dark"/>
-    <w:basedOn w:val="848"/>
+    <w:basedOn w:val="849"/>
     <w:uiPriority w:val="99"/>
     <w:pPr>
       <w:pBdr/>
@@ -32949,9 +32968,9 @@
       </w:tcPr>
     </w:tblStylePr>
   </w:style>
-  <w:style w:type="table" w:styleId="935" w:customStyle="1">
+  <w:style w:type="table" w:styleId="936" w:customStyle="1">
     <w:name w:val="List Table 5 Dark - Accent 1"/>
-    <w:basedOn w:val="848"/>
+    <w:basedOn w:val="849"/>
     <w:uiPriority w:val="99"/>
     <w:pPr>
       <w:pBdr/>
@@ -33185,9 +33204,9 @@
       </w:tcPr>
     </w:tblStylePr>
   </w:style>
-  <w:style w:type="table" w:styleId="936" w:customStyle="1">
+  <w:style w:type="table" w:styleId="937" w:customStyle="1">
     <w:name w:val="List Table 5 Dark - Accent 2"/>
-    <w:basedOn w:val="848"/>
+    <w:basedOn w:val="849"/>
     <w:uiPriority w:val="99"/>
     <w:pPr>
       <w:pBdr/>
@@ -33421,9 +33440,9 @@
       </w:tcPr>
     </w:tblStylePr>
   </w:style>
-  <w:style w:type="table" w:styleId="937" w:customStyle="1">
+  <w:style w:type="table" w:styleId="938" w:customStyle="1">
     <w:name w:val="List Table 5 Dark - Accent 3"/>
-    <w:basedOn w:val="848"/>
+    <w:basedOn w:val="849"/>
     <w:uiPriority w:val="99"/>
     <w:pPr>
       <w:pBdr/>
@@ -33657,9 +33676,9 @@
       </w:tcPr>
     </w:tblStylePr>
   </w:style>
-  <w:style w:type="table" w:styleId="938" w:customStyle="1">
+  <w:style w:type="table" w:styleId="939" w:customStyle="1">
     <w:name w:val="List Table 5 Dark - Accent 4"/>
-    <w:basedOn w:val="848"/>
+    <w:basedOn w:val="849"/>
     <w:uiPriority w:val="99"/>
     <w:pPr>
       <w:pBdr/>
@@ -33893,9 +33912,9 @@
       </w:tcPr>
     </w:tblStylePr>
   </w:style>
-  <w:style w:type="table" w:styleId="939" w:customStyle="1">
+  <w:style w:type="table" w:styleId="940" w:customStyle="1">
     <w:name w:val="List Table 5 Dark - Accent 5"/>
-    <w:basedOn w:val="848"/>
+    <w:basedOn w:val="849"/>
     <w:uiPriority w:val="99"/>
     <w:pPr>
       <w:pBdr/>
@@ -34129,9 +34148,9 @@
       </w:tcPr>
     </w:tblStylePr>
   </w:style>
-  <w:style w:type="table" w:styleId="940" w:customStyle="1">
+  <w:style w:type="table" w:styleId="941" w:customStyle="1">
     <w:name w:val="List Table 5 Dark - Accent 6"/>
-    <w:basedOn w:val="848"/>
+    <w:basedOn w:val="849"/>
     <w:uiPriority w:val="99"/>
     <w:pPr>
       <w:pBdr/>
@@ -34365,9 +34384,9 @@
       </w:tcPr>
     </w:tblStylePr>
   </w:style>
-  <w:style w:type="table" w:styleId="941">
+  <w:style w:type="table" w:styleId="942">
     <w:name w:val="List Table 6 Colorful"/>
-    <w:basedOn w:val="848"/>
+    <w:basedOn w:val="849"/>
     <w:uiPriority w:val="99"/>
     <w:pPr>
       <w:pBdr/>
@@ -34587,9 +34606,9 @@
       </w:tcPr>
     </w:tblStylePr>
   </w:style>
-  <w:style w:type="table" w:styleId="942" w:customStyle="1">
+  <w:style w:type="table" w:styleId="943" w:customStyle="1">
     <w:name w:val="List Table 6 Colorful - Accent 1"/>
-    <w:basedOn w:val="848"/>
+    <w:basedOn w:val="849"/>
     <w:uiPriority w:val="99"/>
     <w:pPr>
       <w:pBdr/>
@@ -34809,9 +34828,9 @@
       </w:tcPr>
     </w:tblStylePr>
   </w:style>
-  <w:style w:type="table" w:styleId="943" w:customStyle="1">
+  <w:style w:type="table" w:styleId="944" w:customStyle="1">
     <w:name w:val="List Table 6 Colorful - Accent 2"/>
-    <w:basedOn w:val="848"/>
+    <w:basedOn w:val="849"/>
     <w:uiPriority w:val="99"/>
     <w:pPr>
       <w:pBdr/>
@@ -35031,9 +35050,9 @@
       </w:tcPr>
     </w:tblStylePr>
   </w:style>
-  <w:style w:type="table" w:styleId="944" w:customStyle="1">
+  <w:style w:type="table" w:styleId="945" w:customStyle="1">
     <w:name w:val="List Table 6 Colorful - Accent 3"/>
-    <w:basedOn w:val="848"/>
+    <w:basedOn w:val="849"/>
     <w:uiPriority w:val="99"/>
     <w:pPr>
       <w:pBdr/>
@@ -35253,9 +35272,9 @@
       </w:tcPr>
     </w:tblStylePr>
   </w:style>
-  <w:style w:type="table" w:styleId="945" w:customStyle="1">
+  <w:style w:type="table" w:styleId="946" w:customStyle="1">
     <w:name w:val="List Table 6 Colorful - Accent 4"/>
-    <w:basedOn w:val="848"/>
+    <w:basedOn w:val="849"/>
     <w:uiPriority w:val="99"/>
     <w:pPr>
       <w:pBdr/>
@@ -35475,9 +35494,9 @@
       </w:tcPr>
     </w:tblStylePr>
   </w:style>
-  <w:style w:type="table" w:styleId="946" w:customStyle="1">
+  <w:style w:type="table" w:styleId="947" w:customStyle="1">
     <w:name w:val="List Table 6 Colorful - Accent 5"/>
-    <w:basedOn w:val="848"/>
+    <w:basedOn w:val="849"/>
     <w:uiPriority w:val="99"/>
     <w:pPr>
       <w:pBdr/>
@@ -35697,9 +35716,9 @@
       </w:tcPr>
     </w:tblStylePr>
   </w:style>
-  <w:style w:type="table" w:styleId="947" w:customStyle="1">
+  <w:style w:type="table" w:styleId="948" w:customStyle="1">
     <w:name w:val="List Table 6 Colorful - Accent 6"/>
-    <w:basedOn w:val="848"/>
+    <w:basedOn w:val="849"/>
     <w:uiPriority w:val="99"/>
     <w:pPr>
       <w:pBdr/>
@@ -35919,9 +35938,9 @@
       </w:tcPr>
     </w:tblStylePr>
   </w:style>
-  <w:style w:type="table" w:styleId="948">
+  <w:style w:type="table" w:styleId="949">
     <w:name w:val="List Table 7 Colorful"/>
-    <w:basedOn w:val="848"/>
+    <w:basedOn w:val="849"/>
     <w:uiPriority w:val="99"/>
     <w:pPr>
       <w:pBdr/>
@@ -36169,9 +36188,9 @@
       </w:tcPr>
     </w:tblStylePr>
   </w:style>
-  <w:style w:type="table" w:styleId="949" w:customStyle="1">
+  <w:style w:type="table" w:styleId="950" w:customStyle="1">
     <w:name w:val="List Table 7 Colorful - Accent 1"/>
-    <w:basedOn w:val="848"/>
+    <w:basedOn w:val="849"/>
     <w:uiPriority w:val="99"/>
     <w:pPr>
       <w:pBdr/>
@@ -36419,9 +36438,9 @@
       </w:tcPr>
     </w:tblStylePr>
   </w:style>
-  <w:style w:type="table" w:styleId="950" w:customStyle="1">
+  <w:style w:type="table" w:styleId="951" w:customStyle="1">
     <w:name w:val="List Table 7 Colorful - Accent 2"/>
-    <w:basedOn w:val="848"/>
+    <w:basedOn w:val="849"/>
     <w:uiPriority w:val="99"/>
     <w:pPr>
       <w:pBdr/>
@@ -36669,9 +36688,9 @@
       </w:tcPr>
     </w:tblStylePr>
   </w:style>
-  <w:style w:type="table" w:styleId="951" w:customStyle="1">
+  <w:style w:type="table" w:styleId="952" w:customStyle="1">
     <w:name w:val="List Table 7 Colorful - Accent 3"/>
-    <w:basedOn w:val="848"/>
+    <w:basedOn w:val="849"/>
     <w:uiPriority w:val="99"/>
     <w:pPr>
       <w:pBdr/>
@@ -36919,9 +36938,9 @@
       </w:tcPr>
     </w:tblStylePr>
   </w:style>
-  <w:style w:type="table" w:styleId="952" w:customStyle="1">
+  <w:style w:type="table" w:styleId="953" w:customStyle="1">
     <w:name w:val="List Table 7 Colorful - Accent 4"/>
-    <w:basedOn w:val="848"/>
+    <w:basedOn w:val="849"/>
     <w:uiPriority w:val="99"/>
     <w:pPr>
       <w:pBdr/>
@@ -37169,9 +37188,9 @@
       </w:tcPr>
     </w:tblStylePr>
   </w:style>
-  <w:style w:type="table" w:styleId="953" w:customStyle="1">
+  <w:style w:type="table" w:styleId="954" w:customStyle="1">
     <w:name w:val="List Table 7 Colorful - Accent 5"/>
-    <w:basedOn w:val="848"/>
+    <w:basedOn w:val="849"/>
     <w:uiPriority w:val="99"/>
     <w:pPr>
       <w:pBdr/>
@@ -37419,9 +37438,9 @@
       </w:tcPr>
     </w:tblStylePr>
   </w:style>
-  <w:style w:type="table" w:styleId="954" w:customStyle="1">
+  <w:style w:type="table" w:styleId="955" w:customStyle="1">
     <w:name w:val="List Table 7 Colorful - Accent 6"/>
-    <w:basedOn w:val="848"/>
+    <w:basedOn w:val="849"/>
     <w:uiPriority w:val="99"/>
     <w:pPr>
       <w:pBdr/>
@@ -37669,9 +37688,9 @@
       </w:tcPr>
     </w:tblStylePr>
   </w:style>
-  <w:style w:type="table" w:styleId="955" w:customStyle="1">
+  <w:style w:type="table" w:styleId="956" w:customStyle="1">
     <w:name w:val="Lined - Accent"/>
-    <w:basedOn w:val="848"/>
+    <w:basedOn w:val="849"/>
     <w:uiPriority w:val="99"/>
     <w:pPr>
       <w:pBdr/>
@@ -37908,9 +37927,9 @@
       </w:tcPr>
     </w:tblStylePr>
   </w:style>
-  <w:style w:type="table" w:styleId="956" w:customStyle="1">
+  <w:style w:type="table" w:styleId="957" w:customStyle="1">
     <w:name w:val="Lined - Accent 1"/>
-    <w:basedOn w:val="848"/>
+    <w:basedOn w:val="849"/>
     <w:uiPriority w:val="99"/>
     <w:pPr>
       <w:pBdr/>
@@ -38147,9 +38166,9 @@
       </w:tcPr>
     </w:tblStylePr>
   </w:style>
-  <w:style w:type="table" w:styleId="957" w:customStyle="1">
+  <w:style w:type="table" w:styleId="958" w:customStyle="1">
     <w:name w:val="Lined - Accent 2"/>
-    <w:basedOn w:val="848"/>
+    <w:basedOn w:val="849"/>
     <w:uiPriority w:val="99"/>
     <w:pPr>
       <w:pBdr/>
@@ -38386,9 +38405,9 @@
       </w:tcPr>
     </w:tblStylePr>
   </w:style>
-  <w:style w:type="table" w:styleId="958" w:customStyle="1">
+  <w:style w:type="table" w:styleId="959" w:customStyle="1">
     <w:name w:val="Lined - Accent 3"/>
-    <w:basedOn w:val="848"/>
+    <w:basedOn w:val="849"/>
     <w:uiPriority w:val="99"/>
     <w:pPr>
       <w:pBdr/>
@@ -38625,9 +38644,9 @@
       </w:tcPr>
     </w:tblStylePr>
   </w:style>
-  <w:style w:type="table" w:styleId="959" w:customStyle="1">
+  <w:style w:type="table" w:styleId="960" w:customStyle="1">
     <w:name w:val="Lined - Accent 4"/>
-    <w:basedOn w:val="848"/>
+    <w:basedOn w:val="849"/>
     <w:uiPriority w:val="99"/>
     <w:pPr>
       <w:pBdr/>
@@ -38864,9 +38883,9 @@
       </w:tcPr>
     </w:tblStylePr>
   </w:style>
-  <w:style w:type="table" w:styleId="960" w:customStyle="1">
+  <w:style w:type="table" w:styleId="961" w:customStyle="1">
     <w:name w:val="Lined - Accent 5"/>
-    <w:basedOn w:val="848"/>
+    <w:basedOn w:val="849"/>
     <w:uiPriority w:val="99"/>
     <w:pPr>
       <w:pBdr/>
@@ -39103,9 +39122,9 @@
       </w:tcPr>
     </w:tblStylePr>
   </w:style>
-  <w:style w:type="table" w:styleId="961" w:customStyle="1">
+  <w:style w:type="table" w:styleId="962" w:customStyle="1">
     <w:name w:val="Lined - Accent 6"/>
-    <w:basedOn w:val="848"/>
+    <w:basedOn w:val="849"/>
     <w:uiPriority w:val="99"/>
     <w:pPr>
       <w:pBdr/>
@@ -39342,9 +39361,9 @@
       </w:tcPr>
     </w:tblStylePr>
   </w:style>
-  <w:style w:type="table" w:styleId="962" w:customStyle="1">
+  <w:style w:type="table" w:styleId="963" w:customStyle="1">
     <w:name w:val="Bordered &amp; Lined - Accent"/>
-    <w:basedOn w:val="848"/>
+    <w:basedOn w:val="849"/>
     <w:uiPriority w:val="99"/>
     <w:pPr>
       <w:pBdr/>
@@ -39588,9 +39607,9 @@
       </w:tcPr>
     </w:tblStylePr>
   </w:style>
-  <w:style w:type="table" w:styleId="963" w:customStyle="1">
+  <w:style w:type="table" w:styleId="964" w:customStyle="1">
     <w:name w:val="Bordered &amp; Lined - Accent 1"/>
-    <w:basedOn w:val="848"/>
+    <w:basedOn w:val="849"/>
     <w:uiPriority w:val="99"/>
     <w:pPr>
       <w:pBdr/>
@@ -39834,9 +39853,9 @@
       </w:tcPr>
     </w:tblStylePr>
   </w:style>
-  <w:style w:type="table" w:styleId="964" w:customStyle="1">
+  <w:style w:type="table" w:styleId="965" w:customStyle="1">
     <w:name w:val="Bordered &amp; Lined - Accent 2"/>
-    <w:basedOn w:val="848"/>
+    <w:basedOn w:val="849"/>
     <w:uiPriority w:val="99"/>
     <w:pPr>
       <w:pBdr/>
@@ -40080,9 +40099,9 @@
       </w:tcPr>
     </w:tblStylePr>
   </w:style>
-  <w:style w:type="table" w:styleId="965" w:customStyle="1">
+  <w:style w:type="table" w:styleId="966" w:customStyle="1">
     <w:name w:val="Bordered &amp; Lined - Accent 3"/>
-    <w:basedOn w:val="848"/>
+    <w:basedOn w:val="849"/>
     <w:uiPriority w:val="99"/>
     <w:pPr>
       <w:pBdr/>
@@ -40326,9 +40345,9 @@
       </w:tcPr>
     </w:tblStylePr>
   </w:style>
-  <w:style w:type="table" w:styleId="966" w:customStyle="1">
+  <w:style w:type="table" w:styleId="967" w:customStyle="1">
     <w:name w:val="Bordered &amp; Lined - Accent 4"/>
-    <w:basedOn w:val="848"/>
+    <w:basedOn w:val="849"/>
     <w:uiPriority w:val="99"/>
     <w:pPr>
       <w:pBdr/>
@@ -40572,9 +40591,9 @@
       </w:tcPr>
     </w:tblStylePr>
   </w:style>
-  <w:style w:type="table" w:styleId="967" w:customStyle="1">
+  <w:style w:type="table" w:styleId="968" w:customStyle="1">
     <w:name w:val="Bordered &amp; Lined - Accent 5"/>
-    <w:basedOn w:val="848"/>
+    <w:basedOn w:val="849"/>
     <w:uiPriority w:val="99"/>
     <w:pPr>
       <w:pBdr/>
@@ -40818,9 +40837,9 @@
       </w:tcPr>
     </w:tblStylePr>
   </w:style>
-  <w:style w:type="table" w:styleId="968" w:customStyle="1">
+  <w:style w:type="table" w:styleId="969" w:customStyle="1">
     <w:name w:val="Bordered &amp; Lined - Accent 6"/>
-    <w:basedOn w:val="848"/>
+    <w:basedOn w:val="849"/>
     <w:uiPriority w:val="99"/>
     <w:pPr>
       <w:pBdr/>
@@ -41064,9 +41083,9 @@
       </w:tcPr>
     </w:tblStylePr>
   </w:style>
-  <w:style w:type="table" w:styleId="969" w:customStyle="1">
+  <w:style w:type="table" w:styleId="970" w:customStyle="1">
     <w:name w:val="Bordered"/>
-    <w:basedOn w:val="848"/>
+    <w:basedOn w:val="849"/>
     <w:uiPriority w:val="99"/>
     <w:pPr>
       <w:pBdr/>
@@ -41294,9 +41313,9 @@
       </w:tcPr>
     </w:tblStylePr>
   </w:style>
-  <w:style w:type="table" w:styleId="970" w:customStyle="1">
+  <w:style w:type="table" w:styleId="971" w:customStyle="1">
     <w:name w:val="Bordered - Accent 1"/>
-    <w:basedOn w:val="848"/>
+    <w:basedOn w:val="849"/>
     <w:uiPriority w:val="99"/>
     <w:pPr>
       <w:pBdr/>
@@ -41524,9 +41543,9 @@
       </w:tcPr>
     </w:tblStylePr>
   </w:style>
-  <w:style w:type="table" w:styleId="971" w:customStyle="1">
+  <w:style w:type="table" w:styleId="972" w:customStyle="1">
     <w:name w:val="Bordered - Accent 2"/>
-    <w:basedOn w:val="848"/>
+    <w:basedOn w:val="849"/>
     <w:uiPriority w:val="99"/>
     <w:pPr>
       <w:pBdr/>
@@ -41754,9 +41773,9 @@
       </w:tcPr>
     </w:tblStylePr>
   </w:style>
-  <w:style w:type="table" w:styleId="972" w:customStyle="1">
+  <w:style w:type="table" w:styleId="973" w:customStyle="1">
     <w:name w:val="Bordered - Accent 3"/>
-    <w:basedOn w:val="848"/>
+    <w:basedOn w:val="849"/>
     <w:uiPriority w:val="99"/>
     <w:pPr>
       <w:pBdr/>
@@ -41984,9 +42003,9 @@
       </w:tcPr>
     </w:tblStylePr>
   </w:style>
-  <w:style w:type="table" w:styleId="973" w:customStyle="1">
+  <w:style w:type="table" w:styleId="974" w:customStyle="1">
     <w:name w:val="Bordered - Accent 4"/>
-    <w:basedOn w:val="848"/>
+    <w:basedOn w:val="849"/>
     <w:uiPriority w:val="99"/>
     <w:pPr>
       <w:pBdr/>
@@ -42214,9 +42233,9 @@
       </w:tcPr>
     </w:tblStylePr>
   </w:style>
-  <w:style w:type="table" w:styleId="974" w:customStyle="1">
+  <w:style w:type="table" w:styleId="975" w:customStyle="1">
     <w:name w:val="Bordered - Accent 5"/>
-    <w:basedOn w:val="848"/>
+    <w:basedOn w:val="849"/>
     <w:uiPriority w:val="99"/>
     <w:pPr>
       <w:pBdr/>
@@ -42444,9 +42463,9 @@
       </w:tcPr>
     </w:tblStylePr>
   </w:style>
-  <w:style w:type="table" w:styleId="975" w:customStyle="1">
+  <w:style w:type="table" w:styleId="976" w:customStyle="1">
     <w:name w:val="Bordered - Accent 6"/>
-    <w:basedOn w:val="848"/>
+    <w:basedOn w:val="849"/>
     <w:uiPriority w:val="99"/>
     <w:pPr>
       <w:pBdr/>
@@ -42674,9 +42693,9 @@
       </w:tcPr>
     </w:tblStylePr>
   </w:style>
-  <w:style w:type="character" w:styleId="976" w:customStyle="1">
+  <w:style w:type="character" w:styleId="977" w:customStyle="1">
     <w:name w:val="Heading 1 Char"/>
-    <w:basedOn w:val="847"/>
+    <w:basedOn w:val="848"/>
     <w:uiPriority w:val="9"/>
     <w:pPr>
       <w:pBdr/>
@@ -42690,9 +42709,9 @@
       <w:szCs w:val="40"/>
     </w:rPr>
   </w:style>
-  <w:style w:type="character" w:styleId="977" w:customStyle="1">
+  <w:style w:type="character" w:styleId="978" w:customStyle="1">
     <w:name w:val="Heading 2 Char"/>
-    <w:basedOn w:val="847"/>
+    <w:basedOn w:val="848"/>
     <w:uiPriority w:val="9"/>
     <w:pPr>
       <w:pBdr/>
@@ -42706,9 +42725,9 @@
       <w:szCs w:val="32"/>
     </w:rPr>
   </w:style>
-  <w:style w:type="character" w:styleId="978" w:customStyle="1">
+  <w:style w:type="character" w:styleId="979" w:customStyle="1">
     <w:name w:val="Heading 3 Char"/>
-    <w:basedOn w:val="847"/>
+    <w:basedOn w:val="848"/>
     <w:uiPriority w:val="9"/>
     <w:pPr>
       <w:pBdr/>
@@ -42722,9 +42741,9 @@
       <w:szCs w:val="28"/>
     </w:rPr>
   </w:style>
-  <w:style w:type="character" w:styleId="979" w:customStyle="1">
+  <w:style w:type="character" w:styleId="980" w:customStyle="1">
     <w:name w:val="Heading 4 Char"/>
-    <w:basedOn w:val="847"/>
+    <w:basedOn w:val="848"/>
     <w:uiPriority w:val="9"/>
     <w:pPr>
       <w:pBdr/>
@@ -42738,9 +42757,9 @@
       <w:color w:val="365f91" w:themeColor="accent1" w:themeShade="BF"/>
     </w:rPr>
   </w:style>
-  <w:style w:type="character" w:styleId="980" w:customStyle="1">
+  <w:style w:type="character" w:styleId="981" w:customStyle="1">
     <w:name w:val="Heading 5 Char"/>
-    <w:basedOn w:val="847"/>
+    <w:basedOn w:val="848"/>
     <w:uiPriority w:val="9"/>
     <w:pPr>
       <w:pBdr/>
@@ -42752,9 +42771,9 @@
       <w:color w:val="365f91" w:themeColor="accent1" w:themeShade="BF"/>
     </w:rPr>
   </w:style>
-  <w:style w:type="character" w:styleId="981" w:customStyle="1">
+  <w:style w:type="character" w:styleId="982" w:customStyle="1">
     <w:name w:val="Heading 6 Char"/>
-    <w:basedOn w:val="847"/>
+    <w:basedOn w:val="848"/>
     <w:uiPriority w:val="9"/>
     <w:pPr>
       <w:pBdr/>
@@ -42768,9 +42787,9 @@
       <w:color w:val="595959" w:themeColor="text1" w:themeTint="A6"/>
     </w:rPr>
   </w:style>
-  <w:style w:type="character" w:styleId="982" w:customStyle="1">
+  <w:style w:type="character" w:styleId="983" w:customStyle="1">
     <w:name w:val="Heading 7 Char"/>
-    <w:basedOn w:val="847"/>
+    <w:basedOn w:val="848"/>
     <w:uiPriority w:val="9"/>
     <w:pPr>
       <w:pBdr/>
@@ -42782,9 +42801,9 @@
       <w:color w:val="595959" w:themeColor="text1" w:themeTint="A6"/>
     </w:rPr>
   </w:style>
-  <w:style w:type="character" w:styleId="983" w:customStyle="1">
+  <w:style w:type="character" w:styleId="984" w:customStyle="1">
     <w:name w:val="Heading 8 Char"/>
-    <w:basedOn w:val="847"/>
+    <w:basedOn w:val="848"/>
     <w:uiPriority w:val="9"/>
     <w:pPr>
       <w:pBdr/>
@@ -42798,9 +42817,9 @@
       <w:color w:val="272727" w:themeColor="text1" w:themeTint="D8"/>
     </w:rPr>
   </w:style>
-  <w:style w:type="character" w:styleId="984" w:customStyle="1">
+  <w:style w:type="character" w:styleId="985" w:customStyle="1">
     <w:name w:val="Heading 9 Char"/>
-    <w:basedOn w:val="847"/>
+    <w:basedOn w:val="848"/>
     <w:uiPriority w:val="9"/>
     <w:pPr>
       <w:pBdr/>
@@ -42814,11 +42833,11 @@
       <w:color w:val="272727" w:themeColor="text1" w:themeTint="D8"/>
     </w:rPr>
   </w:style>
-  <w:style w:type="paragraph" w:styleId="985">
+  <w:style w:type="paragraph" w:styleId="986">
     <w:name w:val="Title"/>
-    <w:basedOn w:val="837"/>
-    <w:next w:val="837"/>
-    <w:link w:val="986"/>
+    <w:basedOn w:val="838"/>
+    <w:next w:val="838"/>
+    <w:link w:val="987"/>
     <w:uiPriority w:val="10"/>
     <w:qFormat/>
     <w:pPr>
@@ -42834,10 +42853,10 @@
       <w:szCs w:val="56"/>
     </w:rPr>
   </w:style>
-  <w:style w:type="character" w:styleId="986" w:customStyle="1">
+  <w:style w:type="character" w:styleId="987" w:customStyle="1">
     <w:name w:val="Заголовок Знак"/>
-    <w:basedOn w:val="847"/>
-    <w:link w:val="985"/>
+    <w:basedOn w:val="848"/>
+    <w:link w:val="986"/>
     <w:uiPriority w:val="10"/>
     <w:pPr>
       <w:pBdr/>
@@ -42851,11 +42870,11 @@
       <w:szCs w:val="56"/>
     </w:rPr>
   </w:style>
-  <w:style w:type="paragraph" w:styleId="987">
+  <w:style w:type="paragraph" w:styleId="988">
     <w:name w:val="Subtitle"/>
-    <w:basedOn w:val="837"/>
-    <w:next w:val="837"/>
-    <w:link w:val="988"/>
+    <w:basedOn w:val="838"/>
+    <w:next w:val="838"/>
+    <w:link w:val="989"/>
     <w:uiPriority w:val="11"/>
     <w:qFormat/>
     <w:pPr>
@@ -42873,10 +42892,10 @@
       <w:szCs w:val="28"/>
     </w:rPr>
   </w:style>
-  <w:style w:type="character" w:styleId="988" w:customStyle="1">
+  <w:style w:type="character" w:styleId="989" w:customStyle="1">
     <w:name w:val="Подзаголовок Знак"/>
-    <w:basedOn w:val="847"/>
-    <w:link w:val="987"/>
+    <w:basedOn w:val="848"/>
+    <w:link w:val="988"/>
     <w:uiPriority w:val="11"/>
     <w:pPr>
       <w:pBdr/>
@@ -42890,11 +42909,11 @@
       <w:szCs w:val="28"/>
     </w:rPr>
   </w:style>
-  <w:style w:type="paragraph" w:styleId="989">
+  <w:style w:type="paragraph" w:styleId="990">
     <w:name w:val="Quote"/>
-    <w:basedOn w:val="837"/>
-    <w:next w:val="837"/>
-    <w:link w:val="990"/>
+    <w:basedOn w:val="838"/>
+    <w:next w:val="838"/>
+    <w:link w:val="991"/>
     <w:uiPriority w:val="29"/>
     <w:qFormat/>
     <w:pPr>
@@ -42909,10 +42928,10 @@
       <w:color w:val="404040" w:themeColor="text1" w:themeTint="BF"/>
     </w:rPr>
   </w:style>
-  <w:style w:type="character" w:styleId="990" w:customStyle="1">
+  <w:style w:type="character" w:styleId="991" w:customStyle="1">
     <w:name w:val="Цитата 2 Знак"/>
-    <w:basedOn w:val="847"/>
-    <w:link w:val="989"/>
+    <w:basedOn w:val="848"/>
+    <w:link w:val="990"/>
     <w:uiPriority w:val="29"/>
     <w:pPr>
       <w:pBdr/>
@@ -42925,9 +42944,9 @@
       <w:color w:val="404040" w:themeColor="text1" w:themeTint="BF"/>
     </w:rPr>
   </w:style>
-  <w:style w:type="character" w:styleId="991">
+  <w:style w:type="character" w:styleId="992">
     <w:name w:val="Intense Emphasis"/>
-    <w:basedOn w:val="847"/>
+    <w:basedOn w:val="848"/>
     <w:uiPriority w:val="21"/>
     <w:qFormat/>
     <w:pPr>
@@ -42941,11 +42960,11 @@
       <w:color w:val="365f91" w:themeColor="accent1" w:themeShade="BF"/>
     </w:rPr>
   </w:style>
-  <w:style w:type="paragraph" w:styleId="992">
+  <w:style w:type="paragraph" w:styleId="993">
     <w:name w:val="Intense Quote"/>
-    <w:basedOn w:val="837"/>
-    <w:next w:val="837"/>
-    <w:link w:val="993"/>
+    <w:basedOn w:val="838"/>
+    <w:next w:val="838"/>
+    <w:link w:val="994"/>
     <w:uiPriority w:val="30"/>
     <w:qFormat/>
     <w:pPr>
@@ -42963,10 +42982,10 @@
       <w:color w:val="365f91" w:themeColor="accent1" w:themeShade="BF"/>
     </w:rPr>
   </w:style>
-  <w:style w:type="character" w:styleId="993" w:customStyle="1">
+  <w:style w:type="character" w:styleId="994" w:customStyle="1">
     <w:name w:val="Выделенная цитата Знак"/>
-    <w:basedOn w:val="847"/>
-    <w:link w:val="992"/>
+    <w:basedOn w:val="848"/>
+    <w:link w:val="993"/>
     <w:uiPriority w:val="30"/>
     <w:pPr>
       <w:pBdr/>
@@ -42979,9 +42998,9 @@
       <w:color w:val="365f91" w:themeColor="accent1" w:themeShade="BF"/>
     </w:rPr>
   </w:style>
-  <w:style w:type="character" w:styleId="994">
+  <w:style w:type="character" w:styleId="995">
     <w:name w:val="Intense Reference"/>
-    <w:basedOn w:val="847"/>
+    <w:basedOn w:val="848"/>
     <w:uiPriority w:val="32"/>
     <w:qFormat/>
     <w:pPr>
@@ -42997,9 +43016,9 @@
       <w:spacing w:val="5"/>
     </w:rPr>
   </w:style>
-  <w:style w:type="paragraph" w:styleId="995">
+  <w:style w:type="paragraph" w:styleId="996">
     <w:name w:val="No Spacing"/>
-    <w:basedOn w:val="837"/>
+    <w:basedOn w:val="838"/>
     <w:uiPriority w:val="1"/>
     <w:qFormat/>
     <w:pPr>
@@ -43008,9 +43027,9 @@
       <w:ind/>
     </w:pPr>
   </w:style>
-  <w:style w:type="character" w:styleId="996">
+  <w:style w:type="character" w:styleId="997">
     <w:name w:val="Subtle Emphasis"/>
-    <w:basedOn w:val="847"/>
+    <w:basedOn w:val="848"/>
     <w:uiPriority w:val="19"/>
     <w:qFormat/>
     <w:pPr>
@@ -43024,9 +43043,9 @@
       <w:color w:val="404040" w:themeColor="text1" w:themeTint="BF"/>
     </w:rPr>
   </w:style>
-  <w:style w:type="character" w:styleId="997">
+  <w:style w:type="character" w:styleId="998">
     <w:name w:val="Emphasis"/>
-    <w:basedOn w:val="847"/>
+    <w:basedOn w:val="848"/>
     <w:uiPriority w:val="20"/>
     <w:qFormat/>
     <w:pPr>
@@ -43039,9 +43058,9 @@
       <w:iCs/>
     </w:rPr>
   </w:style>
-  <w:style w:type="character" w:styleId="998">
+  <w:style w:type="character" w:styleId="999">
     <w:name w:val="Strong"/>
-    <w:basedOn w:val="847"/>
+    <w:basedOn w:val="848"/>
     <w:uiPriority w:val="22"/>
     <w:qFormat/>
     <w:pPr>
@@ -43054,9 +43073,9 @@
       <w:bCs/>
     </w:rPr>
   </w:style>
-  <w:style w:type="character" w:styleId="999">
+  <w:style w:type="character" w:styleId="1000">
     <w:name w:val="Subtle Reference"/>
-    <w:basedOn w:val="847"/>
+    <w:basedOn w:val="848"/>
     <w:uiPriority w:val="31"/>
     <w:qFormat/>
     <w:pPr>
@@ -43069,9 +43088,9 @@
       <w:color w:val="5a5a5a" w:themeColor="text1" w:themeTint="A5"/>
     </w:rPr>
   </w:style>
-  <w:style w:type="character" w:styleId="1000">
+  <w:style w:type="character" w:styleId="1001">
     <w:name w:val="Book Title"/>
-    <w:basedOn w:val="847"/>
+    <w:basedOn w:val="848"/>
     <w:uiPriority w:val="33"/>
     <w:qFormat/>
     <w:pPr>
@@ -43087,9 +43106,9 @@
       <w:spacing w:val="5"/>
     </w:rPr>
   </w:style>
-  <w:style w:type="character" w:styleId="1001" w:customStyle="1">
+  <w:style w:type="character" w:styleId="1002" w:customStyle="1">
     <w:name w:val="Header Char"/>
-    <w:basedOn w:val="847"/>
+    <w:basedOn w:val="848"/>
     <w:uiPriority w:val="99"/>
     <w:pPr>
       <w:pBdr/>
@@ -43097,9 +43116,9 @@
       <w:ind/>
     </w:pPr>
   </w:style>
-  <w:style w:type="character" w:styleId="1002" w:customStyle="1">
+  <w:style w:type="character" w:styleId="1003" w:customStyle="1">
     <w:name w:val="Footer Char"/>
-    <w:basedOn w:val="847"/>
+    <w:basedOn w:val="848"/>
     <w:uiPriority w:val="99"/>
     <w:pPr>
       <w:pBdr/>
@@ -43107,10 +43126,10 @@
       <w:ind/>
     </w:pPr>
   </w:style>
-  <w:style w:type="paragraph" w:styleId="1003">
+  <w:style w:type="paragraph" w:styleId="1004">
     <w:name w:val="Caption"/>
-    <w:basedOn w:val="837"/>
-    <w:next w:val="837"/>
+    <w:basedOn w:val="838"/>
+    <w:next w:val="838"/>
     <w:uiPriority w:val="35"/>
     <w:unhideWhenUsed/>
     <w:qFormat/>
@@ -43127,10 +43146,10 @@
       <w:szCs w:val="18"/>
     </w:rPr>
   </w:style>
-  <w:style w:type="paragraph" w:styleId="1004">
+  <w:style w:type="paragraph" w:styleId="1005">
     <w:name w:val="footnote text"/>
-    <w:basedOn w:val="837"/>
-    <w:link w:val="1005"/>
+    <w:basedOn w:val="838"/>
+    <w:link w:val="1006"/>
     <w:uiPriority w:val="99"/>
     <w:semiHidden/>
     <w:unhideWhenUsed/>
@@ -43144,10 +43163,10 @@
       <w:szCs w:val="20"/>
     </w:rPr>
   </w:style>
-  <w:style w:type="character" w:styleId="1005" w:customStyle="1">
+  <w:style w:type="character" w:styleId="1006" w:customStyle="1">
     <w:name w:val="Текст сноски Знак"/>
-    <w:basedOn w:val="847"/>
-    <w:link w:val="1004"/>
+    <w:basedOn w:val="848"/>
+    <w:link w:val="1005"/>
     <w:uiPriority w:val="99"/>
     <w:semiHidden/>
     <w:pPr>
@@ -43160,9 +43179,9 @@
       <w:szCs w:val="20"/>
     </w:rPr>
   </w:style>
-  <w:style w:type="character" w:styleId="1006">
+  <w:style w:type="character" w:styleId="1007">
     <w:name w:val="footnote reference"/>
-    <w:basedOn w:val="847"/>
+    <w:basedOn w:val="848"/>
     <w:uiPriority w:val="99"/>
     <w:semiHidden/>
     <w:unhideWhenUsed/>
@@ -43175,10 +43194,10 @@
       <w:vertAlign w:val="superscript"/>
     </w:rPr>
   </w:style>
-  <w:style w:type="paragraph" w:styleId="1007">
+  <w:style w:type="paragraph" w:styleId="1008">
     <w:name w:val="endnote text"/>
-    <w:basedOn w:val="837"/>
-    <w:link w:val="1008"/>
+    <w:basedOn w:val="838"/>
+    <w:link w:val="1009"/>
     <w:uiPriority w:val="99"/>
     <w:semiHidden/>
     <w:unhideWhenUsed/>
@@ -43192,10 +43211,10 @@
       <w:szCs w:val="20"/>
     </w:rPr>
   </w:style>
-  <w:style w:type="character" w:styleId="1008" w:customStyle="1">
+  <w:style w:type="character" w:styleId="1009" w:customStyle="1">
     <w:name w:val="Текст концевой сноски Знак"/>
-    <w:basedOn w:val="847"/>
-    <w:link w:val="1007"/>
+    <w:basedOn w:val="848"/>
+    <w:link w:val="1008"/>
     <w:uiPriority w:val="99"/>
     <w:semiHidden/>
     <w:pPr>
@@ -43208,9 +43227,9 @@
       <w:szCs w:val="20"/>
     </w:rPr>
   </w:style>
-  <w:style w:type="character" w:styleId="1009">
+  <w:style w:type="character" w:styleId="1010">
     <w:name w:val="endnote reference"/>
-    <w:basedOn w:val="847"/>
+    <w:basedOn w:val="848"/>
     <w:uiPriority w:val="99"/>
     <w:semiHidden/>
     <w:unhideWhenUsed/>
@@ -43223,9 +43242,9 @@
       <w:vertAlign w:val="superscript"/>
     </w:rPr>
   </w:style>
-  <w:style w:type="character" w:styleId="1010">
+  <w:style w:type="character" w:styleId="1011">
     <w:name w:val="FollowedHyperlink"/>
-    <w:basedOn w:val="847"/>
+    <w:basedOn w:val="848"/>
     <w:uiPriority w:val="99"/>
     <w:semiHidden/>
     <w:unhideWhenUsed/>
@@ -43239,10 +43258,10 @@
       <w:u w:val="single"/>
     </w:rPr>
   </w:style>
-  <w:style w:type="paragraph" w:styleId="1011">
+  <w:style w:type="paragraph" w:styleId="1012">
     <w:name w:val="toc 4"/>
-    <w:basedOn w:val="837"/>
-    <w:next w:val="837"/>
+    <w:basedOn w:val="838"/>
+    <w:next w:val="838"/>
     <w:uiPriority w:val="39"/>
     <w:unhideWhenUsed/>
     <w:pPr>
@@ -43251,10 +43270,10 @@
       <w:ind w:left="660"/>
     </w:pPr>
   </w:style>
-  <w:style w:type="paragraph" w:styleId="1012">
+  <w:style w:type="paragraph" w:styleId="1013">
     <w:name w:val="toc 5"/>
-    <w:basedOn w:val="837"/>
-    <w:next w:val="837"/>
+    <w:basedOn w:val="838"/>
+    <w:next w:val="838"/>
     <w:uiPriority w:val="39"/>
     <w:unhideWhenUsed/>
     <w:pPr>
@@ -43263,10 +43282,10 @@
       <w:ind w:left="880"/>
     </w:pPr>
   </w:style>
-  <w:style w:type="paragraph" w:styleId="1013">
+  <w:style w:type="paragraph" w:styleId="1014">
     <w:name w:val="toc 6"/>
-    <w:basedOn w:val="837"/>
-    <w:next w:val="837"/>
+    <w:basedOn w:val="838"/>
+    <w:next w:val="838"/>
     <w:uiPriority w:val="39"/>
     <w:unhideWhenUsed/>
     <w:pPr>
@@ -43275,10 +43294,10 @@
       <w:ind w:left="1100"/>
     </w:pPr>
   </w:style>
-  <w:style w:type="paragraph" w:styleId="1014">
+  <w:style w:type="paragraph" w:styleId="1015">
     <w:name w:val="toc 7"/>
-    <w:basedOn w:val="837"/>
-    <w:next w:val="837"/>
+    <w:basedOn w:val="838"/>
+    <w:next w:val="838"/>
     <w:uiPriority w:val="39"/>
     <w:unhideWhenUsed/>
     <w:pPr>
@@ -43287,10 +43306,10 @@
       <w:ind w:left="1320"/>
     </w:pPr>
   </w:style>
-  <w:style w:type="paragraph" w:styleId="1015">
+  <w:style w:type="paragraph" w:styleId="1016">
     <w:name w:val="toc 8"/>
-    <w:basedOn w:val="837"/>
-    <w:next w:val="837"/>
+    <w:basedOn w:val="838"/>
+    <w:next w:val="838"/>
     <w:uiPriority w:val="39"/>
     <w:unhideWhenUsed/>
     <w:pPr>
@@ -43299,10 +43318,10 @@
       <w:ind w:left="1540"/>
     </w:pPr>
   </w:style>
-  <w:style w:type="paragraph" w:styleId="1016">
+  <w:style w:type="paragraph" w:styleId="1017">
     <w:name w:val="toc 9"/>
-    <w:basedOn w:val="837"/>
-    <w:next w:val="837"/>
+    <w:basedOn w:val="838"/>
+    <w:next w:val="838"/>
     <w:uiPriority w:val="39"/>
     <w:unhideWhenUsed/>
     <w:pPr>
@@ -43311,10 +43330,10 @@
       <w:ind w:left="1760"/>
     </w:pPr>
   </w:style>
-  <w:style w:type="paragraph" w:styleId="1017">
+  <w:style w:type="paragraph" w:styleId="1018">
     <w:name w:val="table of figures"/>
-    <w:basedOn w:val="837"/>
-    <w:next w:val="837"/>
+    <w:basedOn w:val="838"/>
+    <w:next w:val="838"/>
     <w:uiPriority w:val="99"/>
     <w:unhideWhenUsed/>
     <w:pPr>
@@ -43323,10 +43342,10 @@
       <w:ind/>
     </w:pPr>
   </w:style>
-  <w:style w:type="character" w:styleId="1018" w:customStyle="1">
+  <w:style w:type="character" w:styleId="1019" w:customStyle="1">
     <w:name w:val="Заголовок 1 Знак"/>
-    <w:basedOn w:val="847"/>
-    <w:link w:val="838"/>
+    <w:basedOn w:val="848"/>
+    <w:link w:val="839"/>
     <w:uiPriority w:val="9"/>
     <w:pPr>
       <w:pBdr/>
@@ -43343,10 +43362,10 @@
       <w:lang w:eastAsia="ru-RU"/>
     </w:rPr>
   </w:style>
-  <w:style w:type="character" w:styleId="1019" w:customStyle="1">
+  <w:style w:type="character" w:styleId="1020" w:customStyle="1">
     <w:name w:val="Заголовок 2 Знак"/>
-    <w:basedOn w:val="847"/>
-    <w:link w:val="839"/>
+    <w:basedOn w:val="848"/>
+    <w:link w:val="840"/>
     <w:uiPriority w:val="9"/>
     <w:pPr>
       <w:pBdr/>
@@ -43362,10 +43381,10 @@
       <w:lang w:eastAsia="ru-RU"/>
     </w:rPr>
   </w:style>
-  <w:style w:type="character" w:styleId="1020" w:customStyle="1">
+  <w:style w:type="character" w:styleId="1021" w:customStyle="1">
     <w:name w:val="Заголовок 3 Знак"/>
-    <w:basedOn w:val="847"/>
-    <w:link w:val="840"/>
+    <w:basedOn w:val="848"/>
+    <w:link w:val="841"/>
     <w:uiPriority w:val="9"/>
     <w:pPr>
       <w:pBdr/>
@@ -43382,10 +43401,10 @@
       <w:lang w:eastAsia="ru-RU"/>
     </w:rPr>
   </w:style>
-  <w:style w:type="character" w:styleId="1021" w:customStyle="1">
+  <w:style w:type="character" w:styleId="1022" w:customStyle="1">
     <w:name w:val="Заголовок 4 Знак"/>
-    <w:basedOn w:val="847"/>
-    <w:link w:val="841"/>
+    <w:basedOn w:val="848"/>
+    <w:link w:val="842"/>
     <w:uiPriority w:val="9"/>
     <w:semiHidden/>
     <w:pPr>
@@ -43405,10 +43424,10 @@
       <w:lang w:eastAsia="ru-RU"/>
     </w:rPr>
   </w:style>
-  <w:style w:type="character" w:styleId="1022" w:customStyle="1">
+  <w:style w:type="character" w:styleId="1023" w:customStyle="1">
     <w:name w:val="Заголовок 5 Знак"/>
-    <w:basedOn w:val="847"/>
-    <w:link w:val="842"/>
+    <w:basedOn w:val="848"/>
+    <w:link w:val="843"/>
     <w:uiPriority w:val="9"/>
     <w:semiHidden/>
     <w:pPr>
@@ -43424,10 +43443,10 @@
       <w:lang w:eastAsia="ru-RU"/>
     </w:rPr>
   </w:style>
-  <w:style w:type="character" w:styleId="1023" w:customStyle="1">
+  <w:style w:type="character" w:styleId="1024" w:customStyle="1">
     <w:name w:val="Заголовок 6 Знак"/>
-    <w:basedOn w:val="847"/>
-    <w:link w:val="843"/>
+    <w:basedOn w:val="848"/>
+    <w:link w:val="844"/>
     <w:uiPriority w:val="9"/>
     <w:semiHidden/>
     <w:pPr>
@@ -43445,10 +43464,10 @@
       <w:lang w:eastAsia="ru-RU"/>
     </w:rPr>
   </w:style>
-  <w:style w:type="character" w:styleId="1024" w:customStyle="1">
+  <w:style w:type="character" w:styleId="1025" w:customStyle="1">
     <w:name w:val="Заголовок 7 Знак"/>
-    <w:basedOn w:val="847"/>
-    <w:link w:val="844"/>
+    <w:basedOn w:val="848"/>
+    <w:link w:val="845"/>
     <w:uiPriority w:val="9"/>
     <w:semiHidden/>
     <w:pPr>
@@ -43466,10 +43485,10 @@
       <w:lang w:eastAsia="ru-RU"/>
     </w:rPr>
   </w:style>
-  <w:style w:type="character" w:styleId="1025" w:customStyle="1">
+  <w:style w:type="character" w:styleId="1026" w:customStyle="1">
     <w:name w:val="Заголовок 8 Знак"/>
-    <w:basedOn w:val="847"/>
-    <w:link w:val="845"/>
+    <w:basedOn w:val="848"/>
+    <w:link w:val="846"/>
     <w:uiPriority w:val="9"/>
     <w:semiHidden/>
     <w:pPr>
@@ -43485,10 +43504,10 @@
       <w:lang w:eastAsia="ru-RU"/>
     </w:rPr>
   </w:style>
-  <w:style w:type="character" w:styleId="1026" w:customStyle="1">
+  <w:style w:type="character" w:styleId="1027" w:customStyle="1">
     <w:name w:val="Заголовок 9 Знак"/>
-    <w:basedOn w:val="847"/>
-    <w:link w:val="846"/>
+    <w:basedOn w:val="848"/>
+    <w:link w:val="847"/>
     <w:uiPriority w:val="9"/>
     <w:semiHidden/>
     <w:pPr>
@@ -43506,9 +43525,9 @@
       <w:lang w:eastAsia="ru-RU"/>
     </w:rPr>
   </w:style>
-  <w:style w:type="character" w:styleId="1027">
+  <w:style w:type="character" w:styleId="1028">
     <w:name w:val="Hyperlink"/>
-    <w:basedOn w:val="847"/>
+    <w:basedOn w:val="848"/>
     <w:uiPriority w:val="99"/>
     <w:unhideWhenUsed/>
     <w:pPr>
@@ -43521,10 +43540,10 @@
       <w:u w:val="single"/>
     </w:rPr>
   </w:style>
-  <w:style w:type="paragraph" w:styleId="1028">
+  <w:style w:type="paragraph" w:styleId="1029">
     <w:name w:val="TOC Heading"/>
-    <w:basedOn w:val="838"/>
-    <w:next w:val="837"/>
+    <w:basedOn w:val="839"/>
+    <w:next w:val="838"/>
     <w:uiPriority w:val="39"/>
     <w:unhideWhenUsed/>
     <w:qFormat/>
@@ -43535,10 +43554,10 @@
       <w:outlineLvl w:val="9"/>
     </w:pPr>
   </w:style>
-  <w:style w:type="paragraph" w:styleId="1029">
+  <w:style w:type="paragraph" w:styleId="1030">
     <w:name w:val="toc 2"/>
-    <w:basedOn w:val="837"/>
-    <w:next w:val="837"/>
+    <w:basedOn w:val="838"/>
+    <w:next w:val="838"/>
     <w:uiPriority w:val="39"/>
     <w:unhideWhenUsed/>
     <w:qFormat/>
@@ -43553,10 +43572,10 @@
       <w:szCs w:val="22"/>
     </w:rPr>
   </w:style>
-  <w:style w:type="paragraph" w:styleId="1030">
+  <w:style w:type="paragraph" w:styleId="1031">
     <w:name w:val="toc 1"/>
-    <w:basedOn w:val="837"/>
-    <w:next w:val="837"/>
+    <w:basedOn w:val="838"/>
+    <w:next w:val="838"/>
     <w:uiPriority w:val="39"/>
     <w:unhideWhenUsed/>
     <w:qFormat/>
@@ -43571,9 +43590,9 @@
       <w:szCs w:val="22"/>
     </w:rPr>
   </w:style>
-  <w:style w:type="paragraph" w:styleId="1031">
+  <w:style w:type="paragraph" w:styleId="1032">
     <w:name w:val="Normal (Web)"/>
-    <w:basedOn w:val="837"/>
+    <w:basedOn w:val="838"/>
     <w:uiPriority w:val="99"/>
     <w:unhideWhenUsed/>
     <w:pPr>
@@ -43582,9 +43601,9 @@
       <w:ind/>
     </w:pPr>
   </w:style>
-  <w:style w:type="paragraph" w:styleId="1032">
+  <w:style w:type="paragraph" w:styleId="1033">
     <w:name w:val="List Paragraph"/>
-    <w:basedOn w:val="837"/>
+    <w:basedOn w:val="838"/>
     <w:uiPriority w:val="34"/>
     <w:qFormat/>
     <w:pPr>
@@ -43594,9 +43613,9 @@
       <w:contextualSpacing w:val="true"/>
     </w:pPr>
   </w:style>
-  <w:style w:type="character" w:styleId="1033" w:customStyle="1">
+  <w:style w:type="character" w:styleId="1034" w:customStyle="1">
     <w:name w:val="Неразрешенное упоминание1"/>
-    <w:basedOn w:val="847"/>
+    <w:basedOn w:val="848"/>
     <w:uiPriority w:val="99"/>
     <w:semiHidden/>
     <w:unhideWhenUsed/>
@@ -43610,10 +43629,10 @@
       <w:shd w:val="clear" w:color="auto" w:fill="e6e6e6"/>
     </w:rPr>
   </w:style>
-  <w:style w:type="paragraph" w:styleId="1034">
+  <w:style w:type="paragraph" w:styleId="1035">
     <w:name w:val="Header"/>
-    <w:basedOn w:val="837"/>
-    <w:link w:val="1035"/>
+    <w:basedOn w:val="838"/>
+    <w:link w:val="1036"/>
     <w:uiPriority w:val="99"/>
     <w:unhideWhenUsed/>
     <w:pPr>
@@ -43626,10 +43645,10 @@
       <w:ind/>
     </w:pPr>
   </w:style>
-  <w:style w:type="character" w:styleId="1035" w:customStyle="1">
+  <w:style w:type="character" w:styleId="1036" w:customStyle="1">
     <w:name w:val="Верхний колонтитул Знак"/>
-    <w:basedOn w:val="847"/>
-    <w:link w:val="1034"/>
+    <w:basedOn w:val="848"/>
+    <w:link w:val="1035"/>
     <w:uiPriority w:val="99"/>
     <w:pPr>
       <w:pBdr/>
@@ -43643,10 +43662,10 @@
       <w:lang w:eastAsia="ru-RU"/>
     </w:rPr>
   </w:style>
-  <w:style w:type="paragraph" w:styleId="1036">
+  <w:style w:type="paragraph" w:styleId="1037">
     <w:name w:val="Footer"/>
-    <w:basedOn w:val="837"/>
-    <w:link w:val="1037"/>
+    <w:basedOn w:val="838"/>
+    <w:link w:val="1038"/>
     <w:uiPriority w:val="99"/>
     <w:unhideWhenUsed/>
     <w:pPr>
@@ -43659,10 +43678,10 @@
       <w:ind/>
     </w:pPr>
   </w:style>
-  <w:style w:type="character" w:styleId="1037" w:customStyle="1">
+  <w:style w:type="character" w:styleId="1038" w:customStyle="1">
     <w:name w:val="Нижний колонтитул Знак"/>
-    <w:basedOn w:val="847"/>
-    <w:link w:val="1036"/>
+    <w:basedOn w:val="848"/>
+    <w:link w:val="1037"/>
     <w:uiPriority w:val="99"/>
     <w:pPr>
       <w:pBdr/>
@@ -43676,10 +43695,10 @@
       <w:lang w:eastAsia="ru-RU"/>
     </w:rPr>
   </w:style>
-  <w:style w:type="paragraph" w:styleId="1038">
+  <w:style w:type="paragraph" w:styleId="1039">
     <w:name w:val="Balloon Text"/>
-    <w:basedOn w:val="837"/>
-    <w:link w:val="1039"/>
+    <w:basedOn w:val="838"/>
+    <w:link w:val="1040"/>
     <w:uiPriority w:val="99"/>
     <w:semiHidden/>
     <w:unhideWhenUsed/>
@@ -43694,10 +43713,10 @@
       <w:szCs w:val="16"/>
     </w:rPr>
   </w:style>
-  <w:style w:type="character" w:styleId="1039" w:customStyle="1">
+  <w:style w:type="character" w:styleId="1040" w:customStyle="1">
     <w:name w:val="Текст выноски Знак"/>
-    <w:basedOn w:val="847"/>
-    <w:link w:val="1038"/>
+    <w:basedOn w:val="848"/>
+    <w:link w:val="1039"/>
     <w:uiPriority w:val="99"/>
     <w:semiHidden/>
     <w:pPr>
@@ -43712,10 +43731,10 @@
       <w:lang w:eastAsia="ru-RU"/>
     </w:rPr>
   </w:style>
-  <w:style w:type="paragraph" w:styleId="1040">
+  <w:style w:type="paragraph" w:styleId="1041">
     <w:name w:val="toc 3"/>
-    <w:basedOn w:val="837"/>
-    <w:next w:val="837"/>
+    <w:basedOn w:val="838"/>
+    <w:next w:val="838"/>
     <w:uiPriority w:val="39"/>
     <w:unhideWhenUsed/>
     <w:qFormat/>
@@ -43730,10 +43749,10 @@
       <w:szCs w:val="22"/>
     </w:rPr>
   </w:style>
-  <w:style w:type="paragraph" w:styleId="1041">
+  <w:style w:type="paragraph" w:styleId="1042">
     <w:name w:val="HTML Preformatted"/>
-    <w:basedOn w:val="837"/>
-    <w:link w:val="1042"/>
+    <w:basedOn w:val="838"/>
+    <w:link w:val="1043"/>
     <w:uiPriority w:val="99"/>
     <w:unhideWhenUsed/>
     <w:pPr>
@@ -43765,10 +43784,10 @@
       <w:szCs w:val="20"/>
     </w:rPr>
   </w:style>
-  <w:style w:type="character" w:styleId="1042" w:customStyle="1">
+  <w:style w:type="character" w:styleId="1043" w:customStyle="1">
     <w:name w:val="Стандартный HTML Знак"/>
-    <w:basedOn w:val="847"/>
-    <w:link w:val="1041"/>
+    <w:basedOn w:val="848"/>
+    <w:link w:val="1042"/>
     <w:uiPriority w:val="99"/>
     <w:pPr>
       <w:pBdr/>
@@ -43782,9 +43801,9 @@
       <w:lang w:eastAsia="ru-RU"/>
     </w:rPr>
   </w:style>
-  <w:style w:type="character" w:styleId="1043">
+  <w:style w:type="character" w:styleId="1044">
     <w:name w:val="Placeholder Text"/>
-    <w:basedOn w:val="847"/>
+    <w:basedOn w:val="848"/>
     <w:uiPriority w:val="99"/>
     <w:semiHidden/>
     <w:pPr>
@@ -43796,9 +43815,9 @@
       <w:color w:val="666666"/>
     </w:rPr>
   </w:style>
-  <w:style w:type="character" w:styleId="1044" w:customStyle="1">
+  <w:style w:type="character" w:styleId="1045" w:customStyle="1">
     <w:name w:val="temp_character"/>
-    <w:link w:val="1045"/>
+    <w:link w:val="1046"/>
     <w:pPr>
       <w:pBdr/>
       <w:spacing/>
@@ -43811,10 +43830,10 @@
       <w:szCs w:val="28"/>
     </w:rPr>
   </w:style>
-  <w:style w:type="paragraph" w:styleId="1045" w:customStyle="1">
+  <w:style w:type="paragraph" w:styleId="1046" w:customStyle="1">
     <w:name w:val="temp"/>
-    <w:basedOn w:val="837"/>
-    <w:link w:val="1044"/>
+    <w:basedOn w:val="838"/>
+    <w:link w:val="1045"/>
     <w:qFormat/>
     <w:pPr>
       <w:pBdr/>
